--- a/docs/enterprise-rag-plan.docx
+++ b/docs/enterprise-rag-plan.docx
@@ -4,7 +4,7 @@
   <w:body>
     <w:p>
       <w:pPr>
-        <w:spacing w:after="0" w:before="2200"/>
+        <w:spacing w:after="0" w:before="1200"/>
         <w:jc w:val="center"/>
       </w:pPr>
       <w:r>
@@ -12,23 +12,53 @@
           <w:b/>
           <w:bCs/>
           <w:color w:val="1F4E79"/>
-          <w:sz w:val="48"/>
-          <w:szCs w:val="48"/>
-        </w:rPr>
-        <w:t xml:space="preserve">사내 업무 통합 검색 시스템 (RAG)</w:t>
-      </w:r>
-    </w:p>
-    <w:p>
-      <w:pPr>
-        <w:spacing w:after="0" w:before="160"/>
-        <w:jc w:val="center"/>
-      </w:pPr>
-      <w:r>
-        <w:rPr>
-          <w:color w:val="404040"/>
           <w:sz w:val="26"/>
           <w:szCs w:val="26"/>
         </w:rPr>
+        <w:t xml:space="preserve">핸디소프트 (HANDYSOFT)</w:t>
+      </w:r>
+    </w:p>
+    <w:p>
+      <w:pPr>
+        <w:spacing w:after="0" w:before="40"/>
+        <w:jc w:val="center"/>
+      </w:pPr>
+      <w:r>
+        <w:rPr>
+          <w:color w:val="595959"/>
+          <w:sz w:val="18"/>
+          <w:szCs w:val="18"/>
+        </w:rPr>
+        <w:t xml:space="preserve">서비스개발팀</w:t>
+      </w:r>
+    </w:p>
+    <w:p>
+      <w:pPr>
+        <w:spacing w:after="0" w:before="760"/>
+        <w:jc w:val="center"/>
+      </w:pPr>
+      <w:r>
+        <w:rPr>
+          <w:b/>
+          <w:bCs/>
+          <w:color w:val="1F4E79"/>
+          <w:sz w:val="46"/>
+          <w:szCs w:val="46"/>
+        </w:rPr>
+        <w:t xml:space="preserve">사내 업무 통합 검색 시스템 (RAG)</w:t>
+      </w:r>
+    </w:p>
+    <w:p>
+      <w:pPr>
+        <w:spacing w:after="0" w:before="150"/>
+        <w:jc w:val="center"/>
+      </w:pPr>
+      <w:r>
+        <w:rPr>
+          <w:color w:val="404040"/>
+          <w:sz w:val="25"/>
+          <w:szCs w:val="25"/>
+        </w:rPr>
         <w:t xml:space="preserve">메일 · 게시물 · 결재문서 자연어 통합 검색</w:t>
       </w:r>
     </w:p>
@@ -49,15 +79,50 @@
     </w:p>
     <w:p>
       <w:pPr>
-        <w:spacing w:after="0" w:before="900"/>
+        <w:pBdr>
+          <w:top w:val="single" w:color="1F4E79" w:sz="6" w:space="6"/>
+          <w:bottom w:val="single" w:color="1F4E79" w:sz="6" w:space="6"/>
+        </w:pBdr>
+        <w:shd w:fill="EAF1F8" w:val="clear"/>
+        <w:spacing w:after="0" w:before="620"/>
         <w:jc w:val="center"/>
       </w:pPr>
       <w:r>
         <w:rPr>
+          <w:b/>
+          <w:bCs/>
+          <w:color w:val="1F4E79"/>
           <w:sz w:val="22"/>
           <w:szCs w:val="22"/>
         </w:rPr>
-        <w:t xml:space="preserve">버전 v1.0 (초안)</w:t>
+        <w:t xml:space="preserve">사내 해커톤 (바이브코딩) — 1차 기획안 공모 제출</w:t>
+      </w:r>
+    </w:p>
+    <w:p>
+      <w:pPr>
+        <w:spacing w:after="0" w:before="560"/>
+        <w:jc w:val="center"/>
+      </w:pPr>
+      <w:r>
+        <w:rPr>
+          <w:sz w:val="20"/>
+          <w:szCs w:val="20"/>
+        </w:rPr>
+        <w:t xml:space="preserve">작성자  남종관 (서비스개발팀 · 팀장/연구위원)</w:t>
+      </w:r>
+    </w:p>
+    <w:p>
+      <w:pPr>
+        <w:spacing w:after="0" w:before="60"/>
+        <w:jc w:val="center"/>
+      </w:pPr>
+      <w:r>
+        <w:rPr>
+          <w:color w:val="595959"/>
+          <w:sz w:val="20"/>
+          <w:szCs w:val="20"/>
+        </w:rPr>
+        <w:t xml:space="preserve">버전 v1.0 (초안) · 작성일 2026-05-31</w:t>
       </w:r>
     </w:p>
     <w:p>
@@ -67,22 +132,9 @@
       </w:pPr>
       <w:r>
         <w:rPr>
-          <w:sz w:val="22"/>
-          <w:szCs w:val="22"/>
-        </w:rPr>
-        <w:t xml:space="preserve">작성일 2026-05-31</w:t>
-      </w:r>
-    </w:p>
-    <w:p>
-      <w:pPr>
-        <w:spacing w:after="0" w:before="40"/>
-        <w:jc w:val="center"/>
-      </w:pPr>
-      <w:r>
-        <w:rPr>
           <w:color w:val="C00000"/>
-          <w:sz w:val="22"/>
-          <w:szCs w:val="22"/>
+          <w:sz w:val="20"/>
+          <w:szCs w:val="20"/>
         </w:rPr>
         <w:t xml:space="preserve">분류: 사내 한정 (Confidential) · 온프레미스 전용</w:t>
       </w:r>
@@ -162,7 +214,7 @@
         <w:t xml:space="preserve">자연어 한 문장으로 통합 검색</w:t>
       </w:r>
       <w:r>
-        <w:t xml:space="preserve">하는 사내 전용 RAG 시스템. 사내망·온프레미스 전용으로, 데이터를 외부로 내보내지 않는다.</w:t>
+        <w:t xml:space="preserve">할 수 있는 사내 전용 RAG 시스템입니다. 사내망·온프레미스 환경에서만 동작하며, 데이터를 외부로 내보내지 않습니다.</w:t>
       </w:r>
     </w:p>
     <w:p>
@@ -190,7 +242,7 @@
         <w:t xml:space="preserve">RAG (Retrieval-Augmented Generation)</w:t>
       </w:r>
       <w:r>
-        <w:t xml:space="preserve">: "먼저 검색해서 찾은 문서를 LLM 에게 보여주고 답하게 한다." LLM 단독이 아니라 </w:t>
+        <w:t xml:space="preserve">: "먼저 검색해서 찾은 문서를 LLM 에게 보여주고 답하게 한다"는 방식입니다. LLM 단독이 아니라 </w:t>
       </w:r>
       <w:r>
         <w:rPr>
@@ -220,7 +272,7 @@
         <w:t xml:space="preserve">임베딩(embedding)</w:t>
       </w:r>
       <w:r>
-        <w:t xml:space="preserve">: 문장을 의미를 담은 숫자 벡터(예: 1024차원)로 바꾼 것. 의미가 비슷하면 벡터도 가깝다 → "예산 회의"와 "비용 검토"를 키워드 없이도 연결.</w:t>
+        <w:t xml:space="preserve">: 문장을 의미를 담은 숫자 벡터(예: 1024차원)로 바꾼 것입니다. 의미가 비슷하면 벡터도 가까워, "예산 회의"와 "비용 검토"를 키워드 없이도 연결합니다.</w:t>
       </w:r>
     </w:p>
     <w:p>
@@ -247,10 +299,10 @@
           <w:b/>
           <w:bCs/>
         </w:rPr>
-        <w:t xml:space="preserve">둘 다</w:t>
-      </w:r>
-      <w:r>
-        <w:t xml:space="preserve"> 돌려 합치는 것. 정확한 이름·번호는 키워드가, 자연어 의도는 벡터가 잡는다.</w:t>
+        <w:t xml:space="preserve">함께</w:t>
+      </w:r>
+      <w:r>
+        <w:t xml:space="preserve"> 돌려 합치는 방식입니다. 정확한 이름·번호는 키워드가, 자연어 의도는 벡터가 보완합니다.</w:t>
       </w:r>
     </w:p>
     <w:p>
@@ -280,7 +332,7 @@
         <w:t xml:space="preserve">함께</w:t>
       </w:r>
       <w:r>
-        <w:t xml:space="preserve"> 정밀 비교해 다시 순위 매기는 모델(cross-encoder). 검색 정확도를 크게 올리는 RAG 표준 단계.</w:t>
+        <w:t xml:space="preserve"> 정밀 비교해 다시 순위를 매기는 모델(cross-encoder)입니다. 검색 정확도를 끌어올리는 RAG 표준 단계입니다.</w:t>
       </w:r>
     </w:p>
     <w:p>
@@ -300,7 +352,7 @@
         <w:t xml:space="preserve">청킹(chunking)</w:t>
       </w:r>
       <w:r>
-        <w:t xml:space="preserve">: 긴 문서를 검색 단위(문단/섹션)로 쪼개는 것. 결재문서·긴 메일은 통째로 임베딩하면 정확도가 떨어져 쪼갠다.</w:t>
+        <w:t xml:space="preserve">: 긴 문서를 검색 단위(문단/섹션)로 나누는 것입니다. 결재문서·긴 메일은 통째로 임베딩하면 정확도가 떨어져 나눕니다.</w:t>
       </w:r>
     </w:p>
     <w:p>
@@ -328,10 +380,10 @@
           <w:b/>
           <w:bCs/>
         </w:rPr>
-        <w:t xml:space="preserve">시스템별로 단절</w:t>
-      </w:r>
-      <w:r>
-        <w:t xml:space="preserve">되어 있다: 메일(메일서버), 공지·게시물(그룹웨어/게시판), 결재문서(전자결재 시스템).</w:t>
+        <w:t xml:space="preserve">시스템별로 흩어져</w:t>
+      </w:r>
+      <w:r>
+        <w:t xml:space="preserve"> 있습니다: 메일(메일서버), 공지·게시물(그룹웨어/게시판), 결재문서(전자결재 시스템).</w:t>
       </w:r>
     </w:p>
     <w:p>
@@ -344,7 +396,7 @@
         <w:spacing w:after="60" w:line="270"/>
       </w:pPr>
       <w:r>
-        <w:t xml:space="preserve">찾을 때마다 시스템을 옮겨 다니며 키워드로 검색 → 정확한 제목/작성자/기간을 기억해야 하고, 자연어 의도("작년 4분기 예산 관련 결재 건")로는 못 찾는다.</w:t>
+        <w:t xml:space="preserve">필요할 때마다 시스템을 옮겨 다니며 키워드로 찾아야 하고, 정확한 제목·작성자·기간을 기억해야 합니다. "작년 4분기 예산 관련 결재 건" 같은 자연어 의도로는 찾기가 어렵습니다.</w:t>
       </w:r>
     </w:p>
     <w:p>
@@ -357,17 +409,7 @@
         <w:spacing w:after="60" w:line="270"/>
       </w:pPr>
       <w:r>
-        <w:t xml:space="preserve">결과적으로 </w:t>
-      </w:r>
-      <w:r>
-        <w:rPr>
-          <w:b/>
-          <w:bCs/>
-        </w:rPr>
-        <w:t xml:space="preserve">이미 사내에 있는 정보를 다시 묻거나, 못 찾아서 중복 작업</w:t>
-      </w:r>
-      <w:r>
-        <w:t xml:space="preserve">이 발생한다.</w:t>
+        <w:t xml:space="preserve">그러다 보니 이미 사내에 있는 정보를 다시 묻거나, 찾지 못해 중복 작업이 생기기도 합니다.</w:t>
       </w:r>
     </w:p>
     <w:p>
@@ -380,17 +422,7 @@
         <w:spacing w:after="60" w:line="270"/>
       </w:pPr>
       <w:r>
-        <w:t xml:space="preserve">사내 데이터는 </w:t>
-      </w:r>
-      <w:r>
-        <w:rPr>
-          <w:b/>
-          <w:bCs/>
-        </w:rPr>
-        <w:t xml:space="preserve">외부 SaaS LLM 에 올릴 수 없다</w:t>
-      </w:r>
-      <w:r>
-        <w:t xml:space="preserve">(보안·컴플라이언스) → </w:t>
+        <w:t xml:space="preserve">사내 데이터는 보안·컴플라이언스상 외부 SaaS LLM 에 올리기 어렵습니다 → </w:t>
       </w:r>
       <w:r>
         <w:rPr>
@@ -400,7 +432,7 @@
         <w:t xml:space="preserve">온프레미스 로컬 LLM</w:t>
       </w:r>
       <w:r>
-        <w:t xml:space="preserve"> 필수.</w:t>
+        <w:t xml:space="preserve"> 이 필요합니다.</w:t>
       </w:r>
     </w:p>
     <w:p>
@@ -439,7 +471,7 @@
         <w:t xml:space="preserve">한 검색창</w:t>
       </w:r>
       <w:r>
-        <w:t xml:space="preserve">에서 자연어로 검색.</w:t>
+        <w:t xml:space="preserve">에서 자연어로 검색합니다.</w:t>
       </w:r>
     </w:p>
     <w:p>
@@ -462,7 +494,7 @@
         <w:t xml:space="preserve">출처(원문 링크·작성자·일자·시스템)</w:t>
       </w:r>
       <w:r>
-        <w:t xml:space="preserve">를 항상 표기, 가능하면 </w:t>
+        <w:t xml:space="preserve">를 함께 보여 주고, 필요하면 </w:t>
       </w:r>
       <w:r>
         <w:rPr>
@@ -472,7 +504,7 @@
         <w:t xml:space="preserve">요약 답변 + 인용</w:t>
       </w:r>
       <w:r>
-        <w:t xml:space="preserve">.</w:t>
+        <w:t xml:space="preserve">을 제공합니다.</w:t>
       </w:r>
     </w:p>
     <w:p>
@@ -489,10 +521,10 @@
           <w:b/>
           <w:bCs/>
         </w:rPr>
-        <w:t xml:space="preserve">권한을 100% 준수</w:t>
-      </w:r>
-      <w:r>
-        <w:t xml:space="preserve"> — 사용자가 접근 권한 없는 문서는 검색·답변·요약 어디에도 노출 금지.</w:t>
+        <w:t xml:space="preserve">권한을 철저히 지킵니다</w:t>
+      </w:r>
+      <w:r>
+        <w:t xml:space="preserve"> — 접근 권한이 없는 문서는 검색·답변·요약 어디에도 노출하지 않습니다.</w:t>
       </w:r>
     </w:p>
     <w:p>
@@ -509,10 +541,10 @@
           <w:b/>
           <w:bCs/>
         </w:rPr>
-        <w:t xml:space="preserve">멀티유저 동시 접속</w:t>
-      </w:r>
-      <w:r>
-        <w:t xml:space="preserve">에서 만족스러운 응답 속도(목표 SLA 는 §10).</w:t>
+        <w:t xml:space="preserve">다중 사용자 동시 접속</w:t>
+      </w:r>
+      <w:r>
+        <w:t xml:space="preserve">에서도 쾌적한 응답 속도를 목표로 합니다(목표 SLA 는 §10).</w:t>
       </w:r>
     </w:p>
     <w:p>
@@ -525,7 +557,7 @@
         <w:spacing w:after="60" w:line="270"/>
       </w:pPr>
       <w:r>
-        <w:t xml:space="preserve">사내망 전용, 외부 인터넷 노출 금지(전송·저장 암호화, 감사 로그).</w:t>
+        <w:t xml:space="preserve">사내망 전용으로 운영하며, 외부 인터넷에는 노출하지 않습니다(전송·저장 암호화, 감사 로그).</w:t>
       </w:r>
     </w:p>
     <w:p>
@@ -556,7 +588,7 @@
         <w:t xml:space="preserve">메일 · 게시물 · 결재문서</w:t>
       </w:r>
       <w:r>
-        <w:t xml:space="preserve">(1차). 첨부파일(pdf/docx/xlsx/hwp/이미지) 텍스트 추출 포함.</w:t>
+        <w:t xml:space="preserve">(1차). 첨부파일(pdf/docx/xlsx/hwp/이미지) 텍스트 추출을 포함합니다.</w:t>
       </w:r>
     </w:p>
     <w:p>
@@ -569,7 +601,7 @@
         <w:spacing w:after="60" w:line="270"/>
       </w:pPr>
       <w:r>
-        <w:t xml:space="preserve">검색 모드: ① 검색(문서 카드+스니펫) ② RAG 답변(요약+인용) — 둘 다 또는 단계 도입(§4.2).</w:t>
+        <w:t xml:space="preserve">검색 모드: ① 검색(문서 카드+스니펫) ② RAG 답변(요약+인용) — 둘 다 제공하거나 단계적으로 도입합니다(§4.2).</w:t>
       </w:r>
     </w:p>
     <w:p>
@@ -603,7 +635,7 @@
         <w:spacing w:after="60" w:line="270"/>
       </w:pPr>
       <w:r>
-        <w:t xml:space="preserve">실시간 채팅/그룹웨어 대체, 문서 작성·결재 기능(검색 전용).</w:t>
+        <w:t xml:space="preserve">실시간 채팅/그룹웨어 대체, 문서 작성·결재 기능(본 시스템은 검색에 집중합니다).</w:t>
       </w:r>
     </w:p>
     <w:p>
@@ -1066,14 +1098,7 @@
         <w:ind w:left="200" w:right="140"/>
       </w:pPr>
       <w:r>
-        <w:rPr>
-          <w:b/>
-          <w:bCs/>
-        </w:rPr>
-        <w:t xml:space="preserve">권한 전제</w:t>
-      </w:r>
-      <w:r>
-        <w:t xml:space="preserve">: 위 모든 질의는 </w:t>
+        <w:t xml:space="preserve">위 질의는 모두 </w:t>
       </w:r>
       <w:r>
         <w:rPr>
@@ -1083,7 +1108,7 @@
         <w:t xml:space="preserve">질의한 사용자가 볼 수 있는 문서 안에서만</w:t>
       </w:r>
       <w:r>
-        <w:t xml:space="preserve"> 동작한다.</w:t>
+        <w:t xml:space="preserve"> 동작합니다.</w:t>
       </w:r>
     </w:p>
     <w:p>
@@ -1129,7 +1154,7 @@
         <w:t xml:space="preserve">RRF(Reciprocal Rank Fusion)</w:t>
       </w:r>
       <w:r>
-        <w:t xml:space="preserve"> 로 결합. 정확한 이름·번호는 키워드가, 자연어 의도는 벡터가 보완한다.</w:t>
+        <w:t xml:space="preserve"> 로 결합합니다. 정확한 이름·번호는 키워드가, 자연어 의도는 벡터가 보완합니다.</w:t>
       </w:r>
     </w:p>
     <w:p>
@@ -1146,10 +1171,10 @@
           <w:b/>
           <w:bCs/>
         </w:rPr>
-        <w:t xml:space="preserve">리랭커 추가</w:t>
-      </w:r>
-      <w:r>
-        <w:t xml:space="preserve">: RRF 상위 후보를 cross-encoder 로 재정렬해 정확도를 끌어올린다.</w:t>
+        <w:t xml:space="preserve">리랭커</w:t>
+      </w:r>
+      <w:r>
+        <w:t xml:space="preserve">: RRF 상위 후보를 cross-encoder 로 다시 정렬해 정확도를 높입니다.</w:t>
       </w:r>
     </w:p>
     <w:p>
@@ -1169,7 +1194,7 @@
         <w:t xml:space="preserve">권한 우선(permission-first)</w:t>
       </w:r>
       <w:r>
-        <w:t xml:space="preserve">: 검색의 모든 단계에서 사용자가 볼 수 있는 문서만 후보로 둔다(§9).</w:t>
+        <w:t xml:space="preserve">: 검색의 모든 단계에서 사용자가 볼 수 있는 문서만 후보로 둡니다(§9).</w:t>
       </w:r>
     </w:p>
     <w:p>
@@ -1189,7 +1214,7 @@
         <w:t xml:space="preserve">증분·멱등 인덱싱</w:t>
       </w:r>
       <w:r>
-        <w:t xml:space="preserve">: 변경분만 반영하고 단계별 재실행이 안전하도록 설계 → 대량 초기 인덱싱과 운영 동기화를 안정적으로.</w:t>
+        <w:t xml:space="preserve">: 변경분만 반영하고 단계별 재실행이 안전하도록 설계해, 대량 초기 인덱싱과 운영 동기화를 안정적으로 처리합니다.</w:t>
       </w:r>
     </w:p>
     <w:p>
@@ -1209,7 +1234,7 @@
         <w:t xml:space="preserve">로컬 LLM</w:t>
       </w:r>
       <w:r>
-        <w:t xml:space="preserve">: 질의·문서가 외부로 나가지 않도록 온프레미스 추론.</w:t>
+        <w:t xml:space="preserve">: 질의·문서가 외부로 나가지 않도록 온프레미스에서 추론합니다.</w:t>
       </w:r>
     </w:p>
     <w:p>
@@ -1232,7 +1257,7 @@
         <w:t xml:space="preserve">① 다양한 사내 소스 연동 ② 권한 정확성 ③ 멀티유저 성능</w:t>
       </w:r>
       <w:r>
-        <w:t xml:space="preserve"> 세 가지다. 검색 알고리즘 자체보다 이 셋이 난이도를 좌우한다.</w:t>
+        <w:t xml:space="preserve"> 세 가지입니다. 검색 알고리즘 자체보다 이 셋이 난이도를 좌우합니다.</w:t>
       </w:r>
     </w:p>
     <w:p>
@@ -1260,7 +1285,7 @@
         <w:t xml:space="preserve">모드 A: 검색(Retrieval-only)</w:t>
       </w:r>
       <w:r>
-        <w:t xml:space="preserve"> — 문서 카드 + 강조 스니펫 + 출처. LLM 답변 없음(또는 1줄 요약). 빠르고 안전(환각 없음).</w:t>
+        <w:t xml:space="preserve"> — 문서 카드 + 강조 스니펫 + 출처. LLM 답변은 두지 않거나 1줄 요약만 둡니다. 빠르고 환각이 없습니다.</w:t>
       </w:r>
     </w:p>
     <w:p>
@@ -1290,17 +1315,7 @@
         <w:t xml:space="preserve">요약 답변 + 인용 출처</w:t>
       </w:r>
       <w:r>
-        <w:t xml:space="preserve">. "요약해줘/정리해줘" 류에 유용하나 </w:t>
-      </w:r>
-      <w:r>
-        <w:rPr>
-          <w:b/>
-          <w:bCs/>
-        </w:rPr>
-        <w:t xml:space="preserve">환각·권한 누출 위험</w:t>
-      </w:r>
-      <w:r>
-        <w:t xml:space="preserve">이 있어 인용 강제·권한 필터 후처리가 필수.</w:t>
+        <w:t xml:space="preserve">를 만듭니다. "요약해줘/정리해줘" 류에 유용하지만 환각·권한 누출 가능성이 있어 인용 강제·권한 필터 후처리를 함께 둡니다.</w:t>
       </w:r>
     </w:p>
     <w:p>
@@ -1317,10 +1332,10 @@
           <w:b/>
           <w:bCs/>
         </w:rPr>
-        <w:t xml:space="preserve">결정 필요</w:t>
-      </w:r>
-      <w:r>
-        <w:t xml:space="preserve">: 1차는 모드 A 로 안전하게 출시 → 검증 후 모드 B 추가(권장). 또는 처음부터 B 포함.</w:t>
+        <w:t xml:space="preserve">제안</w:t>
+      </w:r>
+      <w:r>
+        <w:t xml:space="preserve">: 1차에는 모드 A 로 안전하게 시작하고, 검증 후 모드 B 를 더하는 방식을 권장합니다(또는 처음부터 B 포함).</w:t>
       </w:r>
     </w:p>
     <w:p>
@@ -1351,7 +1366,7 @@
         <w:t xml:space="preserve">하이브리드 검색 · 리랭킹 · 권한 인식</w:t>
       </w:r>
       <w:r>
-        <w:t xml:space="preserve">은 이미 업계 </w:t>
+        <w:t xml:space="preserve">은 이미 업계의 </w:t>
       </w:r>
       <w:r>
         <w:rPr>
@@ -1361,7 +1376,7 @@
         <w:t xml:space="preserve">기본기(table stakes)</w:t>
       </w:r>
       <w:r>
-        <w:t xml:space="preserve"> 다. 진짜 차별성은 그 위에 얹는 아래 설계에 있다. 업계가 공통으로 지적하는 RAG 실패 원인(근거 없을 때의 환각 / stale·삭제 누락 / 시간 정보 환각 / 권한 누출 / 인용 부재)을 정면으로 막는 것을 목표로 한다.</w:t>
+        <w:t xml:space="preserve"> 에 가깝습니다. 차별성은 그 위에 더하는 아래 설계에서 나옵니다. 업계가 공통으로 지적하는 RAG 실패 원인(근거가 약할 때의 환각 / stale·삭제 누락 / 시간 정보 오류 / 권한 누출 / 인용 부재)을 최대한 줄이는 것을 목표로 합니다.</w:t>
       </w:r>
     </w:p>
     <w:p>
@@ -2104,7 +2119,7 @@
         <w:spacing w:after="120" w:line="276"/>
       </w:pPr>
       <w:r>
-        <w:t xml:space="preserve">같은 인물·프로젝트·안건이 메일·게시물·결재에 서로 다른 식별자(메일주소·사번·한글/영문 이름)로 흩어져 있다. 별칭을 </w:t>
+        <w:t xml:space="preserve">같은 인물·프로젝트·안건이 메일·게시물·결재에 서로 다른 식별자(메일주소·사번·한글/영문 이름)로 흩어져 있습니다. 별칭을 </w:t>
       </w:r>
       <w:r>
         <w:rPr>
@@ -2114,7 +2129,7 @@
         <w:t xml:space="preserve">표준 엔티티(canonical)</w:t>
       </w:r>
       <w:r>
-        <w:t xml:space="preserve"> 로 정규화하고 공통 키로 소스를 가로질러 묶어, 개별 문서 나열이 아니라 </w:t>
+        <w:t xml:space="preserve"> 로 정규화하고 공통 키로 소스를 가로질러 묶어, 개별 문서를 나열하는 대신 </w:t>
       </w:r>
       <w:r>
         <w:rPr>
@@ -2124,7 +2139,7 @@
         <w:t xml:space="preserve">"이 안건의 메일 → 결재 → 공지" 한 묶음(맥락)</w:t>
       </w:r>
       <w:r>
-        <w:t xml:space="preserve"> 으로 제시한다.</w:t>
+        <w:t xml:space="preserve"> 으로 보여 줍니다.</w:t>
       </w:r>
     </w:p>
     <w:p>
@@ -2140,20 +2155,20 @@
           <w:i/>
           <w:iCs/>
         </w:rPr>
-        <w:t xml:space="preserve">왜 다른가</w:t>
-      </w:r>
-      <w:r>
-        <w:t xml:space="preserve">: 대부분의 사내 검색은 문서를 독립적으로 반환한다. 무거운 GraphRAG 없이 </w:t>
-      </w:r>
-      <w:r>
-        <w:rPr>
-          <w:b/>
-          <w:bCs/>
-        </w:rPr>
-        <w:t xml:space="preserve">경량·결정론적 엔티티 해소</w:t>
-      </w:r>
-      <w:r>
-        <w:t xml:space="preserve">로 통합 맥락을 만든다.</w:t>
+        <w:t xml:space="preserve">왜 다른가요?</w:t>
+      </w:r>
+      <w:r>
+        <w:t xml:space="preserve"> 대부분의 사내 검색은 문서를 따로따로 돌려줍니다. 무거운 GraphRAG 없이도 </w:t>
+      </w:r>
+      <w:r>
+        <w:rPr>
+          <w:b/>
+          <w:bCs/>
+        </w:rPr>
+        <w:t xml:space="preserve">가벼운 결정론적 엔티티 해소</w:t>
+      </w:r>
+      <w:r>
+        <w:t xml:space="preserve">로 통합 맥락을 만듭니다.</w:t>
       </w:r>
     </w:p>
     <w:p>
@@ -2196,7 +2211,7 @@
         <w:t xml:space="preserve">하드 필터</w:t>
       </w:r>
       <w:r>
-        <w:t xml:space="preserve">로 주입한다. LLM이 빠뜨리거나 잘못 채워도 방어된다.</w:t>
+        <w:t xml:space="preserve">로 적용합니다. LLM 이 빠뜨리거나 잘못 채워도 보완됩니다.</w:t>
       </w:r>
     </w:p>
     <w:p>
@@ -2212,10 +2227,10 @@
           <w:i/>
           <w:iCs/>
         </w:rPr>
-        <w:t xml:space="preserve">왜 다른가</w:t>
-      </w:r>
-      <w:r>
-        <w:t xml:space="preserve">: 순수 임베딩 RAG는 "2024년 3분기"를 의미 벡터로만 처리해 날짜·숫자에서 부정확하다(업계가 말하는 </w:t>
+        <w:t xml:space="preserve">왜 다른가요?</w:t>
+      </w:r>
+      <w:r>
+        <w:t xml:space="preserve"> 순수 임베딩 RAG 는 "2024년 3분기" 같은 표현을 의미 벡터로만 처리해 날짜·숫자에서 부정확해지기 쉽습니다(이른바 </w:t>
       </w:r>
       <w:r>
         <w:rPr>
@@ -2225,7 +2240,7 @@
         <w:t xml:space="preserve">temporal hallucination</w:t>
       </w:r>
       <w:r>
-        <w:t xml:space="preserve">). 메타데이터를 정확도·보안의 control plane으로 다룬다.</w:t>
+        <w:t xml:space="preserve">). 메타데이터를 정확도·보안의 기준선으로 다룹니다.</w:t>
       </w:r>
     </w:p>
     <w:p>
@@ -2248,14 +2263,14 @@
         <w:spacing w:after="120" w:line="276"/>
       </w:pPr>
       <w:r>
-        <w:t xml:space="preserve">기본 모드는 출처 카드(생성 없음) → 빠르고 틀릴 수 없다. 요약 답변(생성)은 명시적으로 요청할 때만 수행하고, 그때도 </w:t>
-      </w:r>
-      <w:r>
-        <w:rPr>
-          <w:b/>
-          <w:bCs/>
-        </w:rPr>
-        <w:t xml:space="preserve">인용을 강제</w:t>
+        <w:t xml:space="preserve">기본은 출처 카드(생성 없음)라서 빠르고 거의 틀리지 않습니다. 요약 답변(생성)은 사용자가 요청할 때만 수행하고, 그때도 </w:t>
+      </w:r>
+      <w:r>
+        <w:rPr>
+          <w:b/>
+          <w:bCs/>
+        </w:rPr>
+        <w:t xml:space="preserve">인용을 함께 제시</w:t>
       </w:r>
       <w:r>
         <w:t xml:space="preserve">하며 </w:t>
@@ -2265,10 +2280,10 @@
           <w:b/>
           <w:bCs/>
         </w:rPr>
-        <w:t xml:space="preserve">유사도 임계 미달 시 "근거 부족"으로 답을 보류</w:t>
-      </w:r>
-      <w:r>
-        <w:t xml:space="preserve">한다.</w:t>
+        <w:t xml:space="preserve">근거(유사도)가 약하면 "근거가 부족합니다"라고 보류</w:t>
+      </w:r>
+      <w:r>
+        <w:t xml:space="preserve">합니다.</w:t>
       </w:r>
     </w:p>
     <w:p>
@@ -2284,10 +2299,10 @@
           <w:i/>
           <w:iCs/>
         </w:rPr>
-        <w:t xml:space="preserve">왜 다른가</w:t>
-      </w:r>
-      <w:r>
-        <w:t xml:space="preserve">: 많은 RAG가 </w:t>
+        <w:t xml:space="preserve">왜 다른가요?</w:t>
+      </w:r>
+      <w:r>
+        <w:t xml:space="preserve"> 많은 RAG 는 </w:t>
       </w:r>
       <w:r>
         <w:rPr>
@@ -2297,7 +2312,7 @@
         <w:t xml:space="preserve">항상</w:t>
       </w:r>
       <w:r>
-        <w:t xml:space="preserve"> 생성해 코퍼스에 없는 것도 그럴듯하게 지어낸다. 업무 시스템에선 치명적이라, "지어내느니 안 한다"를 기본값으로 둔다.</w:t>
+        <w:t xml:space="preserve"> 생성하다 보니 자료에 없는 내용도 그럴듯하게 만들어내곤 합니다. 업무 환경에서는 부담이 크기 때문에, '확실하지 않으면 단정하지 않는다'를 기본값으로 둡니다.</w:t>
       </w:r>
     </w:p>
     <w:p>
@@ -2330,7 +2345,7 @@
         <w:t xml:space="preserve">한국어 설명문</w:t>
       </w:r>
       <w:r>
-        <w:t xml:space="preserve">으로 변환해 본문 임베딩에 합류시킨다 → "그래프가 보여주는 내용", "도장 찍힌 스캔본"까지 검색된다.</w:t>
+        <w:t xml:space="preserve">으로 바꿔 본문 임베딩에 합칩니다. 그 결과 "그래프가 보여 주는 내용"이나 "도장 찍힌 스캔본"까지 검색됩니다.</w:t>
       </w:r>
     </w:p>
     <w:p>
@@ -2346,10 +2361,10 @@
           <w:i/>
           <w:iCs/>
         </w:rPr>
-        <w:t xml:space="preserve">왜 다른가</w:t>
-      </w:r>
-      <w:r>
-        <w:t xml:space="preserve">: 대다수 시스템은 OCR로 뽑은 글자만 색인해 도표·레이아웃의 </w:t>
+        <w:t xml:space="preserve">왜 다른가요?</w:t>
+      </w:r>
+      <w:r>
+        <w:t xml:space="preserve"> 많은 시스템은 OCR 로 뽑은 글자만 색인해 도표·레이아웃의 </w:t>
       </w:r>
       <w:r>
         <w:rPr>
@@ -2359,7 +2374,7 @@
         <w:t xml:space="preserve">의미</w:t>
       </w:r>
       <w:r>
-        <w:t xml:space="preserve">를 놓친다.</w:t>
+        <w:t xml:space="preserve">는 놓치는 경우가 많습니다.</w:t>
       </w:r>
     </w:p>
     <w:p>
@@ -2402,7 +2417,7 @@
         <w:t xml:space="preserve">삭제 전파</w:t>
       </w:r>
       <w:r>
-        <w:t xml:space="preserve">(원본에서 지워지면 인덱스에서도 즉시 제거, 권한 회수도 동기화)로 인덱스를 항상 원본과 일치시킨다.</w:t>
+        <w:t xml:space="preserve">(원본에서 지워지면 인덱스에서도 곧바로 제거하고, 권한 회수도 함께 반영)로 인덱스를 항상 원본과 맞춥니다.</w:t>
       </w:r>
     </w:p>
     <w:p>
@@ -2418,20 +2433,20 @@
           <w:i/>
           <w:iCs/>
         </w:rPr>
-        <w:t xml:space="preserve">왜 다른가</w:t>
-      </w:r>
-      <w:r>
-        <w:t xml:space="preserve">: 주기적 전체 재색인에 의존하면 삭제·권한 회수 누락으로 </w:t>
-      </w:r>
-      <w:r>
-        <w:rPr>
-          <w:b/>
-          <w:bCs/>
-        </w:rPr>
-        <w:t xml:space="preserve">지워진(또는 권한 없는) 문서가 계속 검색되는</w:t>
-      </w:r>
-      <w:r>
-        <w:t xml:space="preserve"> 위험이 있다 — 업계가 "가장 위험한 버그"로 지목하는 지점이다.</w:t>
+        <w:t xml:space="preserve">왜 다른가요?</w:t>
+      </w:r>
+      <w:r>
+        <w:t xml:space="preserve"> 주기적 전체 재색인에만 기대면 삭제·권한 회수가 누락돼 </w:t>
+      </w:r>
+      <w:r>
+        <w:rPr>
+          <w:b/>
+          <w:bCs/>
+        </w:rPr>
+        <w:t xml:space="preserve">지워졌거나 권한이 없는 문서가 검색에 남을</w:t>
+      </w:r>
+      <w:r>
+        <w:t xml:space="preserve"> 수 있습니다. 업계에서도 특히 주의가 필요한 부분으로 꼽습니다.</w:t>
       </w:r>
     </w:p>
     <w:p>
@@ -2454,7 +2469,7 @@
         <w:spacing w:after="120" w:line="276"/>
       </w:pPr>
       <w:r>
-        <w:t xml:space="preserve">각 결과의 점수 분해(의미·키워드·조직 신호·최신성)를 노출해 "왜 이 순위인지" 설명하고, 모든 질의·열람을 감사 로그로 남긴다. 단순 유사도가 아니라 </w:t>
+        <w:t xml:space="preserve">각 결과의 점수 분해(의미·키워드·조직 신호·최신성)를 보여 주어 "왜 이 순위인지"를 설명하고, 모든 질의·열람을 감사 로그로 남깁니다. 단순 유사도뿐 아니라 </w:t>
       </w:r>
       <w:r>
         <w:rPr>
@@ -2464,7 +2479,7 @@
         <w:t xml:space="preserve">최근성·열람 빈도·결재 완료·내 부서 관련성</w:t>
       </w:r>
       <w:r>
-        <w:t xml:space="preserve">으로 부스트해 "업무적으로 중요한" 순서를 만든다. 가중치는 정답셋(eval)으로 회귀 튜닝한다.</w:t>
+        <w:t xml:space="preserve">을 함께 반영해 "업무적으로 중요한" 순서를 만듭니다. 가중치는 정답셋(eval)으로 조정합니다.</w:t>
       </w:r>
     </w:p>
     <w:p>
@@ -2480,10 +2495,10 @@
           <w:i/>
           <w:iCs/>
         </w:rPr>
-        <w:t xml:space="preserve">왜 다른가</w:t>
-      </w:r>
-      <w:r>
-        <w:t xml:space="preserve">: 블랙박스 검색 대비 신뢰·튜닝·컴플라이언스에 유리하고, 코사인 정렬만으로는 못 잡는 실무 우선순위를 반영한다.</w:t>
+        <w:t xml:space="preserve">왜 다른가요?</w:t>
+      </w:r>
+      <w:r>
+        <w:t xml:space="preserve"> 블랙박스 검색에 비해 신뢰·튜닝·컴플라이언스 면에서 유리하고, 코사인 정렬만으로는 놓치기 쉬운 실무 우선순위를 반영합니다.</w:t>
       </w:r>
     </w:p>
     <w:p>
@@ -2516,14 +2531,14 @@
         <w:t xml:space="preserve">HWP/HWPX 파싱</w:t>
       </w:r>
       <w:r>
-        <w:t xml:space="preserve"> + 사번·직급·부서·결재선 등 한국 조직 구조 이해. 로컬 LLM으로 질의·문서를 </w:t>
-      </w:r>
-      <w:r>
-        <w:rPr>
-          <w:b/>
-          <w:bCs/>
-        </w:rPr>
-        <w:t xml:space="preserve">외부로 내보내지 않는다</w:t>
+        <w:t xml:space="preserve"> + 사번·직급·부서·결재선 등 한국 조직 구조 이해. 로컬 LLM 으로 질의·문서를 </w:t>
+      </w:r>
+      <w:r>
+        <w:rPr>
+          <w:b/>
+          <w:bCs/>
+        </w:rPr>
+        <w:t xml:space="preserve">외부로 내보내지 않습니다</w:t>
       </w:r>
       <w:r>
         <w:t xml:space="preserve">.</w:t>
@@ -2542,10 +2557,10 @@
           <w:i/>
           <w:iCs/>
         </w:rPr>
-        <w:t xml:space="preserve">왜 다른가</w:t>
-      </w:r>
-      <w:r>
-        <w:t xml:space="preserve">: 글로벌 SaaS형 솔루션은 HWP·결재선·한글 조직도·데이터 주권에서 약하다. 규제·보안 환경에 그대로 맞는다.</w:t>
+        <w:t xml:space="preserve">왜 다른가요?</w:t>
+      </w:r>
+      <w:r>
+        <w:t xml:space="preserve"> 글로벌 SaaS 형 솔루션은 HWP·결재선·한글 조직도·데이터 주권 측면에서 상대적으로 약한 편입니다. 규제·보안 환경에 자연스럽게 맞습니다.</w:t>
       </w:r>
     </w:p>
     <w:p>
@@ -2587,27 +2602,27 @@
         <w:t xml:space="preserve">chrome.sidePanel</w:t>
       </w:r>
       <w:r>
-        <w:t xml:space="preserve">, Manifest V3)로 검색 UI를 브라우저 우측 패널에 상주시킨다. 메일·그룹웨어·결재 화면을 </w:t>
-      </w:r>
-      <w:r>
-        <w:rPr>
-          <w:b/>
-          <w:bCs/>
-        </w:rPr>
-        <w:t xml:space="preserve">그대로 띄운 채</w:t>
-      </w:r>
-      <w:r>
-        <w:t xml:space="preserve"> 옆 패널에서 검색·참조하므로 </w:t>
-      </w:r>
-      <w:r>
-        <w:rPr>
-          <w:b/>
-          <w:bCs/>
-        </w:rPr>
-        <w:t xml:space="preserve">탭 전환·별도 포털 이동이 0</w:t>
-      </w:r>
-      <w:r>
-        <w:t xml:space="preserve">이다. 패널은 현재 보고 있는 탭의 맥락(선택한 텍스트, 현재 결재 문서번호·게시글 URL 등)을 읽어 "지금 이 문서와 관련된 것" 검색·요약으로 바로 이어갈 수 있다. 사내 브라우저 정책으로 확장을 </w:t>
+        <w:t xml:space="preserve">, Manifest V3)로 검색 UI 를 브라우저 우측 패널에 상주시킵니다. 메일·그룹웨어·결재 화면을 </w:t>
+      </w:r>
+      <w:r>
+        <w:rPr>
+          <w:b/>
+          <w:bCs/>
+        </w:rPr>
+        <w:t xml:space="preserve">그대로 둔 채</w:t>
+      </w:r>
+      <w:r>
+        <w:t xml:space="preserve"> 옆 패널에서 검색·참조할 수 있어 </w:t>
+      </w:r>
+      <w:r>
+        <w:rPr>
+          <w:b/>
+          <w:bCs/>
+        </w:rPr>
+        <w:t xml:space="preserve">탭 전환이나 별도 포털 이동이 필요 없습니다.</w:t>
+      </w:r>
+      <w:r>
+        <w:t xml:space="preserve"> 패널은 현재 보고 있는 탭의 맥락(선택한 텍스트, 결재 문서번호·게시글 URL 등)을 읽어 "지금 이 문서와 관련된 것" 검색·요약으로 바로 이어 갈 수 있습니다. 사내 브라우저 정책으로 확장을 </w:t>
       </w:r>
       <w:r>
         <w:rPr>
@@ -2617,7 +2632,7 @@
         <w:t xml:space="preserve">일괄 배포</w:t>
       </w:r>
       <w:r>
-        <w:t xml:space="preserve">하면 모든 직원이 어느 업무 화면에서든 즉시 사용 가능하다.</w:t>
+        <w:t xml:space="preserve">하면 모든 직원이 어느 업무 화면에서든 곧바로 사용할 수 있습니다.</w:t>
       </w:r>
     </w:p>
     <w:p>
@@ -2633,20 +2648,20 @@
           <w:i/>
           <w:iCs/>
         </w:rPr>
-        <w:t xml:space="preserve">왜 다른가</w:t>
-      </w:r>
-      <w:r>
-        <w:t xml:space="preserve">: 대부분의 사내 검색은 "검색 포털 따로 접속" 방식이라 업무 흐름이 끊긴다. 사이드패널 상주 + 현재 화면 맥락 연동은 </w:t>
-      </w:r>
-      <w:r>
-        <w:rPr>
-          <w:b/>
-          <w:bCs/>
-        </w:rPr>
-        <w:t xml:space="preserve">업무 중단 없는(in-context) 검색</w:t>
-      </w:r>
-      <w:r>
-        <w:t xml:space="preserve">이라는 실사용 UX 차별점이다. (웹 앱 단독 접속·기존 시스템 임베드 위젯과도 병행 제공 가능.)</w:t>
+        <w:t xml:space="preserve">왜 다른가요?</w:t>
+      </w:r>
+      <w:r>
+        <w:t xml:space="preserve"> 대부분의 사내 검색은 "검색 포털에 따로 접속"하는 방식이라 업무 흐름이 끊기기 쉽습니다. 사이드패널 상주 + 현재 화면 맥락 연동은 </w:t>
+      </w:r>
+      <w:r>
+        <w:rPr>
+          <w:b/>
+          <w:bCs/>
+        </w:rPr>
+        <w:t xml:space="preserve">업무를 멈추지 않는(in-context) 검색</w:t>
+      </w:r>
+      <w:r>
+        <w:t xml:space="preserve">이라는 점에서 실사용 경험이 다릅니다(웹 앱 단독 접속·기존 시스템 임베드 위젯과도 병행할 수 있습니다).</w:t>
       </w:r>
     </w:p>
     <w:p>
@@ -2665,7 +2680,69 @@
         <w:t xml:space="preserve">참고(범위/제약)</w:t>
       </w:r>
       <w:r>
-        <w:t xml:space="preserve">: 크로뮴 계열(Chrome 114+ · Edge) Side Panel API 의존 → 표준 채택 브라우저·확장 배포 정책 확인 필요(§13). 비지원 환경은 웹 앱으로 폴백.</w:t>
+        <w:t xml:space="preserve">: 크로뮴 계열(Chrome 114+ · Edge) Side Panel API 에 의존합니다 → 표준 채택 브라우저·확장 배포 정책 확인이 필요합니다(§13). 비지원 환경에서는 웹 앱으로 자연스럽게 대체합니다.</w:t>
+      </w:r>
+    </w:p>
+    <w:p>
+      <w:pPr>
+        <w:spacing w:after="40" w:before="120"/>
+        <w:jc w:val="center"/>
+      </w:pPr>
+      <w:r>
+        <w:drawing>
+          <wp:inline distT="0" distB="0" distL="0" distR="0">
+            <wp:extent cx="2857500" cy="4667250"/>
+            <wp:effectExtent t="0" r="0" b="0" l="0"/>
+            <wp:docPr id="1" name="sidepanelMockup" descr="사내 통합 검색 사이드패널 목업" title="사이드패널 예상 화면"/>
+            <wp:cNvGraphicFramePr>
+              <a:graphicFrameLocks xmlns:a="http://schemas.openxmlformats.org/drawingml/2006/main" noChangeAspect="1"/>
+            </wp:cNvGraphicFramePr>
+            <a:graphic xmlns:a="http://schemas.openxmlformats.org/drawingml/2006/main">
+              <a:graphicData uri="http://schemas.openxmlformats.org/drawingml/2006/picture">
+                <pic:pic xmlns:pic="http://schemas.openxmlformats.org/drawingml/2006/picture">
+                  <pic:nvPicPr>
+                    <pic:cNvPr id="0" name="" descr=""/>
+                    <pic:cNvPicPr>
+                      <a:picLocks noChangeAspect="1" noChangeArrowheads="1"/>
+                    </pic:cNvPicPr>
+                  </pic:nvPicPr>
+                  <pic:blipFill>
+                    <a:blip r:embed="rId11" cstate="none"/>
+                    <a:srcRect/>
+                    <a:stretch>
+                      <a:fillRect/>
+                    </a:stretch>
+                  </pic:blipFill>
+                  <pic:spPr bwMode="auto">
+                    <a:xfrm>
+                      <a:off x="0" y="0"/>
+                      <a:ext cx="2857500" cy="4667250"/>
+                    </a:xfrm>
+                    <a:prstGeom prst="rect">
+                      <a:avLst/>
+                    </a:prstGeom>
+                  </pic:spPr>
+                </pic:pic>
+              </a:graphicData>
+            </a:graphic>
+          </wp:inline>
+        </w:drawing>
+      </w:r>
+    </w:p>
+    <w:p>
+      <w:pPr>
+        <w:spacing w:after="160" w:before="40"/>
+        <w:jc w:val="center"/>
+      </w:pPr>
+      <w:r>
+        <w:rPr>
+          <w:i/>
+          <w:iCs/>
+          <w:color w:val="808080"/>
+          <w:sz w:val="16"/>
+          <w:szCs w:val="16"/>
+        </w:rPr>
+        <w:t xml:space="preserve">[그림] 사내 포털 우측 사이드패널에 상주하는 통합 검색 예상 화면. 현재 화면 맥락 칩(⑧)·결과 카드(결재/메일/게시물)·비활성 시 Windows 알림(⑨)을 함께 나타낸 개념 시안(실제 UI 와 다를 수 있음).</w:t>
       </w:r>
     </w:p>
     <w:p>
@@ -2688,7 +2765,7 @@
         <w:spacing w:after="120" w:line="276"/>
       </w:pPr>
       <w:r>
-        <w:t xml:space="preserve">무거운 질의(모드 B 요약 생성, 멀티소스 딥서치 등)는 즉시 끝나지 않을 수 있다. 사용자가 질의를 던지고 다른 일을 하면, 결과가 준비됐을 때 </w:t>
+        <w:t xml:space="preserve">무거운 질의(모드 B 요약 생성, 멀티소스 딥서치 등)는 시간이 조금 걸릴 수 있습니다. 사용자가 질의를 던지고 다른 일을 하더라도, 결과가 준비되면 </w:t>
       </w:r>
       <w:r>
         <w:rPr>
@@ -2698,7 +2775,7 @@
         <w:t xml:space="preserve">브라우저·탭이 포커스가 아니어도 윈도우 OS 알림(toast)</w:t>
       </w:r>
       <w:r>
-        <w:t xml:space="preserve"> 으로 알리고, 알림을 클릭하면 사이드패널/웹 앱이 결과 화면으로 포커스된다. 웹 앱은 Web Notifications API(</w:t>
+        <w:t xml:space="preserve"> 으로 알려 주고, 알림을 클릭하면 사이드패널/웹 앱이 결과 화면으로 이동합니다. 웹 앱은 Web Notifications API(</w:t>
       </w:r>
       <w:r>
         <w:rPr>
@@ -2716,7 +2793,7 @@
         <w:t xml:space="preserve">chrome.notifications</w:t>
       </w:r>
       <w:r>
-        <w:t xml:space="preserve">(확장 서비스 워커)로 구현 — 후자는 브라우저가 최소화·비활성인 상태에서도 동작한다.</w:t>
+        <w:t xml:space="preserve">(확장 서비스 워커)로 구현하며, 후자는 브라우저가 최소화·비활성인 상태에서도 동작합니다.</w:t>
       </w:r>
     </w:p>
     <w:p>
@@ -2732,10 +2809,10 @@
           <w:i/>
           <w:iCs/>
         </w:rPr>
-        <w:t xml:space="preserve">왜 다른가</w:t>
-      </w:r>
-      <w:r>
-        <w:t xml:space="preserve">: 대부분의 사내 검색은 "결과가 올 때까지 화면을 응시"하는 동기 방식이다. </w:t>
+        <w:t xml:space="preserve">왜 다른가요?</w:t>
+      </w:r>
+      <w:r>
+        <w:t xml:space="preserve"> 많은 사내 검색은 "결과가 올 때까지 화면을 지켜보는" 동기 방식입니다. </w:t>
       </w:r>
       <w:r>
         <w:rPr>
@@ -2745,7 +2822,7 @@
         <w:t xml:space="preserve">fire-and-forget + OS 알림</w:t>
       </w:r>
       <w:r>
-        <w:t xml:space="preserve">은 온프레미스 LLM 생성·딥서치의 대기 시간을 체감상 가리고, 업무 중단 없는 사용 흐름(⑧)을 완성한다.</w:t>
+        <w:t xml:space="preserve">은 온프레미스 LLM 생성·딥서치의 대기 시간을 자연스럽게 가려 주고, 업무를 멈추지 않는 사용 흐름(⑧)을 완성합니다.</w:t>
       </w:r>
     </w:p>
     <w:p>
@@ -2764,7 +2841,7 @@
         <w:t xml:space="preserve">참고(범위/제약)</w:t>
       </w:r>
       <w:r>
-        <w:t xml:space="preserve">: OS 알림 권한 동의 필요, 사내 OS 알림 정책(집중 지원/방해 금지)에 영향받을 수 있음 → 인앱 배지·결과 큐로도 폴백. 짧은 질의(모드 A, 수초 이내)는 알림 없이 즉시 표시.</w:t>
+        <w:t xml:space="preserve">: OS 알림은 사용자 동의가 필요하고 사내 OS 알림 정책(집중 지원/방해 금지)의 영향을 받을 수 있습니다 → 인앱 배지·결과 큐로도 대체합니다. 짧은 질의(모드 A, 수초 이내)는 알림 없이 바로 표시합니다.</w:t>
       </w:r>
     </w:p>
     <w:p>
@@ -2777,7 +2854,7 @@
         <w:ind w:left="200" w:right="140"/>
       </w:pPr>
       <w:r>
-        <w:t xml:space="preserve">위 9가지는 §6 이후의 아키텍처·파이프라인·권한 설계로 구체화된다. ②③⑤는 §12 리스크의 핵심 실패 모드를 직접 방어하는 장치이고, ⑧⑨는 "업무 중단 없는" 접근·결과 전달 UX 로 §11 로드맵 후반(접근 채널 확장)과 맞물린다.</w:t>
+        <w:t xml:space="preserve">위 9가지는 §6 이후의 아키텍처·파이프라인·권한 설계로 구체화됩니다. ②③⑤는 §12 리스크의 핵심 실패 모드를 직접 완화하는 장치이고, ⑧⑨는 "업무를 멈추지 않는" 접근·결과 전달 경험으로 §11 로드맵 후반(접근 채널 확장)과 이어집니다.</w:t>
       </w:r>
     </w:p>
     <w:p>
@@ -2793,7 +2870,7 @@
         <w:spacing w:after="120" w:line="276"/>
       </w:pPr>
       <w:r>
-        <w:t xml:space="preserve">전체 구성을 계층으로 나타내면 다음과 같다. </w:t>
+        <w:t xml:space="preserve">전체 구성을 계층으로 나타내면 다음과 같습니다. </w:t>
       </w:r>
       <w:r>
         <w:rPr>
@@ -2803,7 +2880,7 @@
         <w:t xml:space="preserve">질의는 위→아래</w:t>
       </w:r>
       <w:r>
-        <w:t xml:space="preserve">(사용자 → 검색/LLM → 데이터 저장소), </w:t>
+        <w:t xml:space="preserve">(사용자 → 검색/LLM → 데이터 저장소)로, </w:t>
       </w:r>
       <w:r>
         <w:rPr>
@@ -2813,7 +2890,7 @@
         <w:t xml:space="preserve">인덱싱은 아래→위</w:t>
       </w:r>
       <w:r>
-        <w:t xml:space="preserve">(소스 커넥터 → 데이터 저장소)로 흐르며, 두 서브시스템은 데이터 저장소를 통해 연결된다.</w:t>
+        <w:t xml:space="preserve">(소스 커넥터 → 데이터 저장소)로 흐르며, 두 서브시스템은 데이터 저장소를 통해 연결됩니다.</w:t>
       </w:r>
     </w:p>
     <w:tbl>
@@ -3965,7 +4042,7 @@
         <w:t xml:space="preserve">증분 전략</w:t>
       </w:r>
       <w:r>
-        <w:t xml:space="preserve">: 변경분만 수집 — 타임스탬프 폴링 / CDC / webhook(시스템 지원 시). 마지막 처리 커서를 저장해 재실행 시 이어받기.</w:t>
+        <w:t xml:space="preserve">: 변경분만 수집합니다 — 타임스탬프 폴링 / CDC / webhook(시스템이 지원할 때). 마지막 처리 지점을 저장해 재실행 시 이어받습니다.</w:t>
       </w:r>
     </w:p>
     <w:p>
@@ -3995,7 +4072,7 @@
         <w:t xml:space="preserve">열람 허용 주체(사용자/그룹/부서/결재선)</w:t>
       </w:r>
       <w:r>
-        <w:t xml:space="preserve">를 함께 가져와 인덱스에 저장 → §9 권한 필터의 근거.</w:t>
+        <w:t xml:space="preserve">를 함께 가져와 인덱스에 저장합니다 → §9 권한 필터의 근거가 됩니다.</w:t>
       </w:r>
     </w:p>
     <w:p>
@@ -4183,7 +4260,7 @@
         <w:t xml:space="preserve">증분·멱등</w:t>
       </w:r>
       <w:r>
-        <w:t xml:space="preserve">으로 설계 → 중단/재시작 안전. 대량 초기 인덱싱은 야간 배치.</w:t>
+        <w:t xml:space="preserve">으로 설계해 중단/재시작에도 안전합니다. 대량 초기 인덱싱은 야간 배치로 진행합니다.</w:t>
       </w:r>
     </w:p>
     <w:p>
@@ -4204,7 +4281,7 @@
         <w:ind w:left="200" w:right="140"/>
       </w:pPr>
       <w:r>
-        <w:t xml:space="preserve">원칙: 멀티유저 프로덕션에 적합한 검증된 오픈소스 위주. 사내 인프라 표준이 있으면 우선 따른다.</w:t>
+        <w:t xml:space="preserve">원칙: 멀티유저 프로덕션에 적합한, 검증된 오픈소스를 중심으로 선택합니다. 사내 인프라 표준이 있으면 그것을 우선합니다.</w:t>
       </w:r>
     </w:p>
     <w:p>
@@ -4567,7 +4644,7 @@
                 <w:sz w:val="17"/>
                 <w:szCs w:val="17"/>
               </w:rPr>
-              <w:t xml:space="preserve"> — continuous batching 으로 동시 요청 처리량 높음, OpenAI 호환 API</w:t>
+              <w:t xml:space="preserve"> — continuous batching 으로 동시 요청 처리량이 높고 OpenAI 호환 API 제공</w:t>
             </w:r>
           </w:p>
         </w:tc>
@@ -4665,7 +4742,7 @@
                 <w:sz w:val="17"/>
                 <w:szCs w:val="17"/>
               </w:rPr>
-              <w:t xml:space="preserve">한국어 강한 </w:t>
+              <w:t xml:space="preserve">한국어가 강한 </w:t>
             </w:r>
             <w:r>
               <w:rPr>
@@ -4683,7 +4760,7 @@
                 <w:sz w:val="17"/>
                 <w:szCs w:val="17"/>
               </w:rPr>
-              <w:t xml:space="preserve">, 크기는 GPU 예산에 맞춰 §10</w:t>
+              <w:t xml:space="preserve">, 크기는 GPU 예산에 맞춰 선택 §10</w:t>
             </w:r>
           </w:p>
         </w:tc>
@@ -4793,7 +4870,7 @@
                 <w:sz w:val="17"/>
                 <w:szCs w:val="17"/>
               </w:rPr>
-              <w:t xml:space="preserve">(다국어·한국어 강함) + 고처리량 임베딩 서버</w:t>
+              <w:t xml:space="preserve">(다국어·한국어 강점) + 고처리량 임베딩 서버</w:t>
             </w:r>
           </w:p>
         </w:tc>
@@ -4900,7 +4977,7 @@
                 <w:sz w:val="17"/>
                 <w:szCs w:val="17"/>
               </w:rPr>
-              <w:t xml:space="preserve"> — 정확도 향상, RAG 표준</w:t>
+              <w:t xml:space="preserve"> — 정확도 향상, RAG 표준 단계</w:t>
             </w:r>
           </w:p>
         </w:tc>
@@ -5010,7 +5087,7 @@
                 <w:sz w:val="17"/>
                 <w:szCs w:val="17"/>
               </w:rPr>
-              <w:t xml:space="preserve">(운영 쉬움·복제·페이로드 필터) 또는 PG 중심이면 </w:t>
+              <w:t xml:space="preserve">(운영 수월·복제·페이로드 필터) 또는 PG 중심이면 </w:t>
             </w:r>
             <w:r>
               <w:rPr>
@@ -5353,7 +5430,7 @@
                 <w:sz w:val="17"/>
                 <w:szCs w:val="17"/>
               </w:rPr>
-              <w:t xml:space="preserve"> 데이터량·기존 스토리지 따름</w:t>
+              <w:t xml:space="preserve"> 데이터량·기존 스토리지에 맞춰 선택</w:t>
             </w:r>
           </w:p>
         </w:tc>
@@ -5463,7 +5540,7 @@
                 <w:sz w:val="17"/>
                 <w:szCs w:val="17"/>
               </w:rPr>
-              <w:t xml:space="preserve"> + 필요시 Keycloak </w:t>
+              <w:t xml:space="preserve"> + 필요 시 Keycloak </w:t>
             </w:r>
             <w:r>
               <w:rPr>
@@ -5581,7 +5658,7 @@
                 <w:sz w:val="17"/>
                 <w:szCs w:val="17"/>
               </w:rPr>
-              <w:t xml:space="preserve"> 사내 표준 따름(async + 다중 워커)</w:t>
+              <w:t xml:space="preserve"> 사내 표준 우선(async + 다중 워커)</w:t>
             </w:r>
           </w:p>
         </w:tc>
@@ -5692,7 +5769,7 @@
                 <w:sz w:val="17"/>
                 <w:szCs w:val="17"/>
               </w:rPr>
-              <w:t xml:space="preserve"> 사내 표준 따름</w:t>
+              <w:t xml:space="preserve"> 사내 표준 우선</w:t>
             </w:r>
           </w:p>
         </w:tc>
@@ -5799,7 +5876,7 @@
                 <w:sz w:val="17"/>
                 <w:szCs w:val="17"/>
               </w:rPr>
-              <w:t xml:space="preserve">소규모 Compose → 확장 시 K8s </w:t>
+              <w:t xml:space="preserve">소규모는 Compose, 확장 시 K8s </w:t>
             </w:r>
             <w:r>
               <w:rPr>
@@ -5910,7 +5987,7 @@
                 <w:sz w:val="17"/>
                 <w:szCs w:val="17"/>
               </w:rPr>
-              <w:t xml:space="preserve">멀티유저 운영엔 모니터링 필수</w:t>
+              <w:t xml:space="preserve">멀티유저 운영에는 모니터링이 필요합니다</w:t>
             </w:r>
           </w:p>
         </w:tc>
@@ -5939,7 +6016,7 @@
         <w:t xml:space="preserve">PostgreSQL 단일</w:t>
       </w:r>
       <w:r>
-        <w:t xml:space="preserve">로 통합 가능:</w:t>
+        <w:t xml:space="preserve">로 통합할 수도 있습니다:</w:t>
       </w:r>
     </w:p>
     <w:p>
@@ -5975,7 +6052,7 @@
         <w:spacing w:after="60" w:line="270"/>
       </w:pPr>
       <w:r>
-        <w:t xml:space="preserve">장점: 운영 컴포넌트 최소(엔진 1개). 단점: 초대규모·고난도 한국어 검색 품질은 OpenSearch(nori)·전용 벡터DB 대비 열위.</w:t>
+        <w:t xml:space="preserve">장점: 운영 컴포넌트가 최소(엔진 1개)입니다. 단점: 초대규모·고난도 한국어 검색 품질은 OpenSearch(nori)·전용 벡터DB 에 비해 다소 아쉬울 수 있습니다.</w:t>
       </w:r>
     </w:p>
     <w:p>
@@ -5992,10 +6069,10 @@
           <w:b/>
           <w:bCs/>
         </w:rPr>
-        <w:t xml:space="preserve">결정 필요</w:t>
-      </w:r>
-      <w:r>
-        <w:t xml:space="preserve">: 규모/품질 요구에 따라 [통합형(pgvector)] vs [전용형(Qdrant+OpenSearch)] 선택.</w:t>
+        <w:t xml:space="preserve">제안</w:t>
+      </w:r>
+      <w:r>
+        <w:t xml:space="preserve">: 규모/품질 요구에 따라 [통합형(pgvector)] 과 [전용형(Qdrant+OpenSearch)] 중에서 선택합니다.</w:t>
       </w:r>
     </w:p>
     <w:p>
@@ -6016,17 +6093,17 @@
         <w:ind w:left="200" w:right="140"/>
       </w:pPr>
       <w:r>
-        <w:t xml:space="preserve">사내 시스템의 성패는 검색 품질만큼이나 </w:t>
-      </w:r>
-      <w:r>
-        <w:rPr>
-          <w:b/>
-          <w:bCs/>
-        </w:rPr>
-        <w:t xml:space="preserve">"권한을 절대 새지 않는가"</w:t>
-      </w:r>
-      <w:r>
-        <w:t xml:space="preserve">에 달렸다.</w:t>
+        <w:t xml:space="preserve">사내 시스템에서는 검색 품질 못지않게 </w:t>
+      </w:r>
+      <w:r>
+        <w:rPr>
+          <w:b/>
+          <w:bCs/>
+        </w:rPr>
+        <w:t xml:space="preserve">"권한이 새지 않는 것"</w:t>
+      </w:r>
+      <w:r>
+        <w:t xml:space="preserve"> 이 중요합니다.</w:t>
       </w:r>
     </w:p>
     <w:p>
@@ -6057,7 +6134,7 @@
         <w:t xml:space="preserve">열람 허용 주체</w:t>
       </w:r>
       <w:r>
-        <w:t xml:space="preserve">(사용자ID/그룹/부서/결재선) 메타데이터 저장.</w:t>
+        <w:t xml:space="preserve">(사용자ID/그룹/부서/결재선) 메타데이터를 저장합니다.</w:t>
       </w:r>
     </w:p>
     <w:p>
@@ -6090,7 +6167,7 @@
         <w:t xml:space="preserve">벡터·키워드 검색 단계에서 pre-filter</w:t>
       </w:r>
       <w:r>
-        <w:t xml:space="preserve">(검색 결과 자체가 권한 내 문서만).</w:t>
+        <w:t xml:space="preserve"> 합니다(검색 결과 자체가 권한 내 문서만).</w:t>
       </w:r>
     </w:p>
     <w:p>
@@ -6107,20 +6184,20 @@
           <w:i/>
           <w:iCs/>
         </w:rPr>
-        <w:t xml:space="preserve">post-filter(검색 후 거르기)는 위험</w:t>
-      </w:r>
-      <w:r>
-        <w:t xml:space="preserve">: top-k 가 권한 문서로 안 채워질 수 있고 누락·누출 위험 → </w:t>
-      </w:r>
-      <w:r>
-        <w:rPr>
-          <w:b/>
-          <w:bCs/>
-        </w:rPr>
-        <w:t xml:space="preserve">pre-filter 원칙</w:t>
-      </w:r>
-      <w:r>
-        <w:t xml:space="preserve">.</w:t>
+        <w:t xml:space="preserve">post-filter(검색 후 거르기)는 권장하지 않습니다</w:t>
+      </w:r>
+      <w:r>
+        <w:t xml:space="preserve">: top-k 가 권한 문서로 다 채워지지 않거나 누락·누출이 생길 수 있어 </w:t>
+      </w:r>
+      <w:r>
+        <w:rPr>
+          <w:b/>
+          <w:bCs/>
+        </w:rPr>
+        <w:t xml:space="preserve">pre-filter 를 원칙</w:t>
+      </w:r>
+      <w:r>
+        <w:t xml:space="preserve">으로 둡니다.</w:t>
       </w:r>
     </w:p>
     <w:p>
@@ -6140,10 +6217,10 @@
           <w:b/>
           <w:bCs/>
         </w:rPr>
-        <w:t xml:space="preserve">권한 통과한 문서만</w:t>
-      </w:r>
-      <w:r>
-        <w:t xml:space="preserve"> LLM 컨텍스트로 투입(인용도 권한 내 출처만).</w:t>
+        <w:t xml:space="preserve">권한을 통과한 문서만</w:t>
+      </w:r>
+      <w:r>
+        <w:t xml:space="preserve"> LLM 컨텍스트로 넣습니다(인용도 권한 내 출처만).</w:t>
       </w:r>
     </w:p>
     <w:p>
@@ -6156,7 +6233,7 @@
         <w:spacing w:after="60" w:line="270"/>
       </w:pPr>
       <w:r>
-        <w:t xml:space="preserve">권한 변경 동기화: 원본 시스템에서 권한이 바뀌면 인덱스 ACL 도 갱신(증분 동기화에 포함).</w:t>
+        <w:t xml:space="preserve">권한 변경 동기화: 원본 시스템에서 권한이 바뀌면 인덱스 ACL 도 함께 갱신합니다(증분 동기화에 포함).</w:t>
       </w:r>
     </w:p>
     <w:p>
@@ -6187,7 +6264,7 @@
         <w:t xml:space="preserve">AD/LDAP / OIDC / SAML</w:t>
       </w:r>
       <w:r>
-        <w:t xml:space="preserve"> 연동. 무인증 접근 금지.</w:t>
+        <w:t xml:space="preserve"> 연동. 무인증 접근은 허용하지 않습니다.</w:t>
       </w:r>
     </w:p>
     <w:p>
@@ -6200,7 +6277,7 @@
         <w:spacing w:after="60" w:line="270"/>
       </w:pPr>
       <w:r>
-        <w:t xml:space="preserve">API 는 stateless(토큰 검증) → 수평 확장 용이.</w:t>
+        <w:t xml:space="preserve">API 는 stateless(토큰 검증)로 두어 수평 확장이 수월합니다.</w:t>
       </w:r>
     </w:p>
     <w:p>
@@ -6228,7 +6305,7 @@
         <w:t xml:space="preserve">사내망 전용</w:t>
       </w:r>
       <w:r>
-        <w:t xml:space="preserve">, 외부 인터넷 차단.</w:t>
+        <w:t xml:space="preserve">으로 운영하고 외부 인터넷은 차단합니다.</w:t>
       </w:r>
     </w:p>
     <w:p>
@@ -6241,7 +6318,7 @@
         <w:spacing w:after="60" w:line="270"/>
       </w:pPr>
       <w:r>
-        <w:t xml:space="preserve">전송 암호화(TLS), 저장 암호화(디스크/DB), 비밀정보(PII) 검색 로그 마스킹 검토.</w:t>
+        <w:t xml:space="preserve">전송 암호화(TLS), 저장 암호화(디스크/DB), 비밀정보(PII) 검색 로그 마스킹을 검토합니다.</w:t>
       </w:r>
     </w:p>
     <w:p>
@@ -6261,7 +6338,7 @@
         <w:t xml:space="preserve">감사 로그</w:t>
       </w:r>
       <w:r>
-        <w:t xml:space="preserve">: 누가·언제·무엇을 검색했고 어떤 문서를 열람했는지 기록(컴플라이언스·오남용 추적).</w:t>
+        <w:t xml:space="preserve">: 누가·언제·무엇을 검색했고 어떤 문서를 열람했는지 기록합니다(컴플라이언스·오남용 추적).</w:t>
       </w:r>
     </w:p>
     <w:p>
@@ -6278,10 +6355,10 @@
           <w:b/>
           <w:bCs/>
         </w:rPr>
-        <w:t xml:space="preserve">로컬 LLM 필수</w:t>
-      </w:r>
-      <w:r>
-        <w:t xml:space="preserve">: 질의·문서가 외부 API 로 나가지 않음.</w:t>
+        <w:t xml:space="preserve">로컬 LLM</w:t>
+      </w:r>
+      <w:r>
+        <w:t xml:space="preserve">: 질의·문서가 외부 API 로 나가지 않습니다.</w:t>
       </w:r>
     </w:p>
     <w:p>
@@ -6321,7 +6398,7 @@
         <w:spacing w:after="60" w:line="270"/>
       </w:pPr>
       <w:r>
-        <w:t xml:space="preserve">API stateless + 다중 워커 → 수평 확장. LLM 동시성은 vLLM 배치로 처리량 확보.</w:t>
+        <w:t xml:space="preserve">API stateless + 다중 워커로 수평 확장하고, LLM 동시성은 vLLM 배치로 처리량을 확보합니다.</w:t>
       </w:r>
     </w:p>
     <w:p>
@@ -6365,14 +6442,14 @@
         <w:t xml:space="preserve">사용자 수 · 데이터량 · 동시성 · 응답 SLA · 모델 크기</w:t>
       </w:r>
       <w:r>
-        <w:t xml:space="preserve">에 좌우된다. 아래는 </w:t>
-      </w:r>
-      <w:r>
-        <w:rPr>
-          <w:b/>
-          <w:bCs/>
-        </w:rPr>
-        <w:t xml:space="preserve">가정 기반 초안</w:t>
+        <w:t xml:space="preserve">에 따라 달라집니다. 아래는 </w:t>
+      </w:r>
+      <w:r>
+        <w:rPr>
+          <w:b/>
+          <w:bCs/>
+        </w:rPr>
+        <w:t xml:space="preserve">가정에 기반한 초안</w:t>
       </w:r>
       <w:r>
         <w:t xml:space="preserve">이며, </w:t>
@@ -6382,10 +6459,10 @@
           <w:b/>
           <w:bCs/>
         </w:rPr>
-        <w:t xml:space="preserve">PoC 로 실측 후 확정</w:t>
-      </w:r>
-      <w:r>
-        <w:t xml:space="preserve"> 권장.</w:t>
+        <w:t xml:space="preserve">PoC 로 실측한 뒤 확정</w:t>
+      </w:r>
+      <w:r>
+        <w:t xml:space="preserve">하기를 권장합니다.</w:t>
       </w:r>
     </w:p>
     <w:p>
@@ -7188,10 +7265,10 @@
           <w:b/>
           <w:bCs/>
         </w:rPr>
-        <w:t xml:space="preserve">GPU VRAM 이 모델 크기와 동시 처리량을 좌우한다</w:t>
-      </w:r>
-      <w:r>
-        <w:t xml:space="preserve">: 7~8B 모델 + 임베딩이 24GB 급에 안정적으로 들어가는 수준 → 더 큰 모델·높은 동시성이 필요하면 40GB 이상 권장. vLLM 은 VRAM 여유가 클수록 동시 처리량↑.</w:t>
+        <w:t xml:space="preserve">GPU VRAM 이 모델 크기와 동시 처리량을 좌우합니다</w:t>
+      </w:r>
+      <w:r>
+        <w:t xml:space="preserve">: 7~8B 모델 + 임베딩이 24GB 급에 안정적으로 들어가는 수준입니다. 더 큰 모델·높은 동시성이 필요하면 40GB 이상을 권장합니다. vLLM 은 VRAM 여유가 클수록 동시 처리량이 늘어납니다.</w:t>
       </w:r>
     </w:p>
     <w:p>
@@ -7211,7 +7288,7 @@
         <w:t xml:space="preserve">임베딩/리랭커는 별 GPU/배치 서버</w:t>
       </w:r>
       <w:r>
-        <w:t xml:space="preserve">로 분리하면 LLM 지연과 간섭 최소화.</w:t>
+        <w:t xml:space="preserve">로 분리하면 LLM 지연과의 간섭을 줄일 수 있습니다.</w:t>
       </w:r>
     </w:p>
     <w:p>
@@ -7231,7 +7308,7 @@
         <w:t xml:space="preserve">벡터 DB 메모리</w:t>
       </w:r>
       <w:r>
-        <w:t xml:space="preserve">: 문서·청크 수 × 차원 × 4byte + 인덱스. 데이터량 추정 후 RAM 산정(</w:t>
+        <w:t xml:space="preserve">: 문서·청크 수 × 차원 × 4byte + 인덱스. 데이터량을 추정한 뒤 RAM 을 산정합니다(</w:t>
       </w:r>
       <w:r>
         <w:rPr>
@@ -7260,7 +7337,7 @@
         <w:t xml:space="preserve">CPU/RAM</w:t>
       </w:r>
       <w:r>
-        <w:t xml:space="preserve">: 파싱·OCR·동기화 배치는 CPU 부하 큼 → 인덱싱 노드 분리 고려.</w:t>
+        <w:t xml:space="preserve">: 파싱·OCR·동기화 배치는 CPU 부하가 커서 인덱싱 노드를 분리하는 편이 좋습니다.</w:t>
       </w:r>
     </w:p>
     <w:p>
@@ -7328,7 +7405,7 @@
         <w:t xml:space="preserve">산출물 + 수락 기준</w:t>
       </w:r>
       <w:r>
-        <w:t xml:space="preserve">.</w:t>
+        <w:t xml:space="preserve">으로 둡니다.</w:t>
       </w:r>
     </w:p>
     <w:tbl>
@@ -8087,7 +8164,7 @@
         <w:t xml:space="preserve">P1 웹 앱(단독 접속)</w:t>
       </w:r>
       <w:r>
-        <w:t xml:space="preserve"> 으로 시작해, 핵심 검색이 안정된 뒤 </w:t>
+        <w:t xml:space="preserve"> 으로 시작하고, 핵심 검색이 안정된 뒤 </w:t>
       </w:r>
       <w:r>
         <w:rPr>
@@ -8097,7 +8174,7 @@
         <w:t xml:space="preserve">P5 에서 브라우저 사이드패널</w:t>
       </w:r>
       <w:r>
-        <w:t xml:space="preserve">로 확장한다(웹 앱과 병행). 사이드패널은 별도 백엔드가 필요 없고 동일 API 를 호출하는 얇은 확장이라 검색 품질이 검증된 후 얹는 것이 안전하다.</w:t>
+        <w:t xml:space="preserve">로 확장합니다(웹 앱과 병행). 사이드패널은 별도 백엔드 없이 동일 API 를 호출하는 가벼운 확장이라, 검색 품질이 검증된 뒤 얹는 편이 안전합니다.</w:t>
       </w:r>
     </w:p>
     <w:p>
@@ -8267,7 +8344,7 @@
                 <w:sz w:val="17"/>
                 <w:szCs w:val="17"/>
               </w:rPr>
-              <w:t xml:space="preserve"> (가장 치명적)</w:t>
+              <w:t xml:space="preserve"> (가장 주의)</w:t>
             </w:r>
           </w:p>
         </w:tc>
@@ -8729,7 +8806,7 @@
                 <w:sz w:val="17"/>
                 <w:szCs w:val="17"/>
               </w:rPr>
-              <w:t xml:space="preserve">모드 A 우선, 모드 B 는 인용 강제·신뢰도 낮으면 "검색 결과만 제시"</w:t>
+              <w:t xml:space="preserve">모드 A 우선, 모드 B 는 인용 강제·근거 약하면 "검색 결과만 제시"</w:t>
             </w:r>
           </w:p>
         </w:tc>
@@ -8963,7 +9040,7 @@
                 <w:sz w:val="17"/>
                 <w:szCs w:val="17"/>
               </w:rPr>
-              <w:t xml:space="preserve">데이터량 폭증</w:t>
+              <w:t xml:space="preserve">데이터량 증가</w:t>
             </w:r>
           </w:p>
         </w:tc>
@@ -9053,7 +9130,7 @@
         <w:ind w:left="200" w:right="140"/>
       </w:pPr>
       <w:r>
-        <w:t xml:space="preserve">보강 단계에서 이 값들을 채우면 스펙·일정·비용이 구체화된다.</w:t>
+        <w:t xml:space="preserve">보강 단계에서 아래 값들을 채우면 스펙·일정·비용이 구체화됩니다.</w:t>
       </w:r>
     </w:p>
     <w:p>
@@ -9326,7 +9403,7 @@
         <w:sz w:val="16"/>
         <w:szCs w:val="16"/>
       </w:rPr>
-      <w:t xml:space="preserve">사내 한정 (Confidential)</w:t>
+      <w:t xml:space="preserve">사내 한정 (Confidential) · 사내 해커톤 1차 기획안 공모 제출</w:t>
     </w:r>
     <w:r>
       <w:rPr>
@@ -9429,7 +9506,7 @@
         <w:sz w:val="16"/>
         <w:szCs w:val="16"/>
       </w:rPr>
-      <w:t xml:space="preserve">사내 업무 통합 검색 시스템 (RAG) — 개발 기획서</w:t>
+      <w:t xml:space="preserve">핸디소프트 · 서비스개발팀  |  사내 업무 통합 검색(RAG) 개발 기획서</w:t>
     </w:r>
   </w:p>
 </w:hdr>

--- a/docs/enterprise-rag-plan.docx
+++ b/docs/enterprise-rag-plan.docx
@@ -2691,9 +2691,9 @@
       <w:r>
         <w:drawing>
           <wp:inline distT="0" distB="0" distL="0" distR="0">
-            <wp:extent cx="2857500" cy="4667250"/>
+            <wp:extent cx="5829300" cy="3343275"/>
             <wp:effectExtent t="0" r="0" b="0" l="0"/>
-            <wp:docPr id="1" name="sidepanelMockup" descr="사내 통합 검색 사이드패널 목업" title="사이드패널 예상 화면"/>
+            <wp:docPr id="1" name="portalSidepanelMockup" descr="좌측 메뉴·상단 탭·업무 대시보드와 우측 통합 검색 사이드패널 합성" title="사내 포털 + 통합 검색 사이드패널"/>
             <wp:cNvGraphicFramePr>
               <a:graphicFrameLocks xmlns:a="http://schemas.openxmlformats.org/drawingml/2006/main" noChangeAspect="1"/>
             </wp:cNvGraphicFramePr>
@@ -2716,7 +2716,7 @@
                   <pic:spPr bwMode="auto">
                     <a:xfrm>
                       <a:off x="0" y="0"/>
-                      <a:ext cx="2857500" cy="4667250"/>
+                      <a:ext cx="5829300" cy="3343275"/>
                     </a:xfrm>
                     <a:prstGeom prst="rect">
                       <a:avLst/>
@@ -2742,7 +2742,7 @@
           <w:sz w:val="16"/>
           <w:szCs w:val="16"/>
         </w:rPr>
-        <w:t xml:space="preserve">[그림] 사내 포털 우측 사이드패널에 상주하는 통합 검색 예상 화면. 현재 화면 맥락 칩(⑧)·결과 카드(결재/메일/게시물)·비활성 시 Windows 알림(⑨)을 함께 나타낸 개념 시안(실제 UI 와 다를 수 있음).</w:t>
+        <w:t xml:space="preserve">[그림] 사내 포털(좌측 메뉴·상단 탭·업무 대시보드) 우측에 상주하는 통합 검색 사이드패널 예상 화면. 현재 화면 맥락 칩(⑧)·결과 카드(결재/메일/게시물)·비활성 시 Windows 알림(⑨)을 함께 나타낸 개념 시안이며, 실제 UI 와 다를 수 있습니다.</w:t>
       </w:r>
     </w:p>
     <w:p>

--- a/docs/enterprise-rag-plan.docx
+++ b/docs/enterprise-rag-plan.docx
@@ -2691,9 +2691,9 @@
       <w:r>
         <w:drawing>
           <wp:inline distT="0" distB="0" distL="0" distR="0">
-            <wp:extent cx="5829300" cy="3343275"/>
+            <wp:extent cx="5943600" cy="3228975"/>
             <wp:effectExtent t="0" r="0" b="0" l="0"/>
-            <wp:docPr id="1" name="portalSidepanelMockup" descr="좌측 메뉴·상단 탭·업무 대시보드와 우측 통합 검색 사이드패널 합성" title="사내 포털 + 통합 검색 사이드패널"/>
+            <wp:docPr id="1" name="portalSidepanelMockup" descr="실제 사내 포털 화면 우측 보조 패널을 통합 검색 패널로 대체한 합성" title="사내 포털 + 통합 검색 사이드패널"/>
             <wp:cNvGraphicFramePr>
               <a:graphicFrameLocks xmlns:a="http://schemas.openxmlformats.org/drawingml/2006/main" noChangeAspect="1"/>
             </wp:cNvGraphicFramePr>
@@ -2716,7 +2716,7 @@
                   <pic:spPr bwMode="auto">
                     <a:xfrm>
                       <a:off x="0" y="0"/>
-                      <a:ext cx="5829300" cy="3343275"/>
+                      <a:ext cx="5943600" cy="3228975"/>
                     </a:xfrm>
                     <a:prstGeom prst="rect">
                       <a:avLst/>
@@ -2742,7 +2742,7 @@
           <w:sz w:val="16"/>
           <w:szCs w:val="16"/>
         </w:rPr>
-        <w:t xml:space="preserve">[그림] 사내 포털(좌측 메뉴·상단 탭·업무 대시보드) 우측에 상주하는 통합 검색 사이드패널 예상 화면. 현재 화면 맥락 칩(⑧)·결과 카드(결재/메일/게시물)·비활성 시 Windows 알림(⑨)을 함께 나타낸 개념 시안이며, 실제 UI 와 다를 수 있습니다.</w:t>
+        <w:t xml:space="preserve">[그림] 실제 사내 포털 화면 그대로에, 우측 보조 패널(기존 Copilot 자리)만 통합 검색 패널로 대체한 합성 예상 화면. 현재 화면 맥락 칩(⑧)·결과 카드(결재/메일/게시물)·비활성 시 Windows 알림(⑨)을 함께 나타냈으며, 실제 UI 와 다를 수 있습니다.</w:t>
       </w:r>
     </w:p>
     <w:p>

--- a/docs/enterprise-rag-plan.docx
+++ b/docs/enterprise-rag-plan.docx
@@ -544,7 +544,7 @@
         <w:t xml:space="preserve">다중 사용자 동시 접속</w:t>
       </w:r>
       <w:r>
-        <w:t xml:space="preserve">에서도 쾌적한 응답 속도를 목표로 합니다(목표 SLA 는 §10).</w:t>
+        <w:t xml:space="preserve">에서도 쾌적한 응답 속도를 목표로 합니다(목표 SLA 는 §11).</w:t>
       </w:r>
     </w:p>
     <w:p>
@@ -2680,7 +2680,7 @@
         <w:t xml:space="preserve">참고(범위/제약)</w:t>
       </w:r>
       <w:r>
-        <w:t xml:space="preserve">: 크로뮴 계열(Chrome 114+ · Edge) Side Panel API 에 의존합니다 → 표준 채택 브라우저·확장 배포 정책 확인이 필요합니다(§13). 비지원 환경에서는 웹 앱으로 자연스럽게 대체합니다.</w:t>
+        <w:t xml:space="preserve">: 크로뮴 계열(Chrome 114+ · Edge) Side Panel API 에 의존합니다 → 표준 채택 브라우저·확장 배포 정책 확인이 필요합니다(§14). 비지원 환경에서는 웹 앱으로 자연스럽게 대체합니다.</w:t>
       </w:r>
     </w:p>
     <w:p>
@@ -2854,7 +2854,7 @@
         <w:ind w:left="200" w:right="140"/>
       </w:pPr>
       <w:r>
-        <w:t xml:space="preserve">위 9가지는 §6 이후의 아키텍처·파이프라인·권한 설계로 구체화됩니다. ②③⑤는 §12 리스크의 핵심 실패 모드를 직접 완화하는 장치이고, ⑧⑨는 "업무를 멈추지 않는" 접근·결과 전달 경험으로 §11 로드맵 후반(접근 채널 확장)과 이어집니다.</w:t>
+        <w:t xml:space="preserve">위 9가지는 §6 이후의 아키텍처·파이프라인·권한 설계로 구체화됩니다. ②③⑤는 §13 리스크의 핵심 실패 모드를 직접 완화하는 장치이고, ⑧⑨는 "업무를 멈추지 않는" 접근·결과 전달 경험으로 §12 로드맵 후반(접근 채널 확장)과 이어집니다.</w:t>
       </w:r>
     </w:p>
     <w:p>
@@ -4137,7 +4137,7 @@
         <w:t xml:space="preserve">hwp/hwpx</w:t>
       </w:r>
       <w:r>
-        <w:t xml:space="preserve">(한국 특화 난점, §12 리스크). 이미지/스캔본 → </w:t>
+        <w:t xml:space="preserve">(한국 특화 난점, §13 리스크). 이미지/스캔본 → </w:t>
       </w:r>
       <w:r>
         <w:rPr>
@@ -4760,7 +4760,7 @@
                 <w:sz w:val="17"/>
                 <w:szCs w:val="17"/>
               </w:rPr>
-              <w:t xml:space="preserve">, 크기는 GPU 예산에 맞춰 선택 §10</w:t>
+              <w:t xml:space="preserve">, 크기는 GPU 예산에 맞춰 선택 §11</w:t>
             </w:r>
           </w:p>
         </w:tc>
@@ -6419,7 +6419,7 @@
         <w:pStyle w:val="Heading1"/>
       </w:pPr>
       <w:r>
-        <w:t xml:space="preserve">10. 성능 · 하드웨어 스펙 (규모별 시나리오)</w:t>
+        <w:t xml:space="preserve">10. 구성 옵션 — 무GPU(검색형) vs GPU(생성형)</w:t>
       </w:r>
     </w:p>
     <w:p>
@@ -6432,37 +6432,17 @@
         <w:ind w:left="200" w:right="140"/>
       </w:pPr>
       <w:r>
-        <w:t xml:space="preserve">정확한 스펙은 </w:t>
-      </w:r>
-      <w:r>
-        <w:rPr>
-          <w:b/>
-          <w:bCs/>
-        </w:rPr>
-        <w:t xml:space="preserve">사용자 수 · 데이터량 · 동시성 · 응답 SLA · 모델 크기</w:t>
-      </w:r>
-      <w:r>
-        <w:t xml:space="preserve">에 따라 달라집니다. 아래는 </w:t>
-      </w:r>
-      <w:r>
-        <w:rPr>
-          <w:b/>
-          <w:bCs/>
-        </w:rPr>
-        <w:t xml:space="preserve">가정에 기반한 초안</w:t>
-      </w:r>
-      <w:r>
-        <w:t xml:space="preserve">이며, </w:t>
-      </w:r>
-      <w:r>
-        <w:rPr>
-          <w:b/>
-          <w:bCs/>
-        </w:rPr>
-        <w:t xml:space="preserve">PoC 로 실측한 뒤 확정</w:t>
-      </w:r>
-      <w:r>
-        <w:t xml:space="preserve">하기를 권장합니다.</w:t>
+        <w:t xml:space="preserve">GPU 는 본 시스템에서 비용이 가장 큰 요소입니다. 다행히 RAG 는 부품마다 GPU 필요도가 달라, </w:t>
+      </w:r>
+      <w:r>
+        <w:rPr>
+          <w:b/>
+          <w:bCs/>
+        </w:rPr>
+        <w:t xml:space="preserve">GPU 없이도 핵심 가치(통합 검색)를 먼저 제공</w:t>
+      </w:r>
+      <w:r>
+        <w:t xml:space="preserve">하고 이후 GPU 로 생성·멀티모달을 더하는 단계적 도입이 가능합니다.</w:t>
       </w:r>
     </w:p>
     <w:p>
@@ -6470,7 +6450,1597 @@
         <w:pStyle w:val="Heading2"/>
       </w:pPr>
       <w:r>
-        <w:t xml:space="preserve">10.1 성능 목표 (제안 SLA — 결정 필요)</w:t>
+        <w:t xml:space="preserve">10.1 부품별 GPU 필요도</w:t>
+      </w:r>
+    </w:p>
+    <w:tbl>
+      <w:tblPr>
+        <w:tblW w:type="dxa" w:w="9026"/>
+        <w:tblBorders>
+          <w:top w:val="single" w:color="auto" w:sz="4"/>
+          <w:left w:val="single" w:color="auto" w:sz="4"/>
+          <w:bottom w:val="single" w:color="auto" w:sz="4"/>
+          <w:right w:val="single" w:color="auto" w:sz="4"/>
+          <w:insideH w:val="single" w:color="auto" w:sz="4"/>
+          <w:insideV w:val="single" w:color="auto" w:sz="4"/>
+        </w:tblBorders>
+      </w:tblPr>
+      <w:tblGrid>
+        <w:gridCol w:w="3200"/>
+        <w:gridCol w:w="2000"/>
+        <w:gridCol w:w="3826"/>
+      </w:tblGrid>
+      <w:tr>
+        <w:trPr>
+          <w:tblHeader/>
+        </w:trPr>
+        <w:tc>
+          <w:tcPr>
+            <w:tcW w:type="dxa" w:w="3200"/>
+            <w:tcBorders>
+              <w:top w:val="single" w:color="BFBFBF" w:sz="4"/>
+              <w:left w:val="single" w:color="BFBFBF" w:sz="4"/>
+              <w:bottom w:val="single" w:color="BFBFBF" w:sz="4"/>
+              <w:right w:val="single" w:color="BFBFBF" w:sz="4"/>
+            </w:tcBorders>
+            <w:shd w:fill="1F4E79" w:val="clear"/>
+            <w:tcMar>
+              <w:top w:type="dxa" w:w="60"/>
+              <w:left w:type="dxa" w:w="100"/>
+              <w:bottom w:type="dxa" w:w="60"/>
+              <w:right w:type="dxa" w:w="100"/>
+            </w:tcMar>
+            <w:vAlign w:val="center"/>
+          </w:tcPr>
+          <w:p>
+            <w:pPr>
+              <w:spacing w:after="0" w:line="252"/>
+              <w:jc w:val="center"/>
+            </w:pPr>
+            <w:r>
+              <w:rPr>
+                <w:b/>
+                <w:bCs/>
+                <w:color w:val="FFFFFF"/>
+              </w:rPr>
+              <w:t xml:space="preserve">부품</w:t>
+            </w:r>
+          </w:p>
+        </w:tc>
+        <w:tc>
+          <w:tcPr>
+            <w:tcW w:type="dxa" w:w="2000"/>
+            <w:tcBorders>
+              <w:top w:val="single" w:color="BFBFBF" w:sz="4"/>
+              <w:left w:val="single" w:color="BFBFBF" w:sz="4"/>
+              <w:bottom w:val="single" w:color="BFBFBF" w:sz="4"/>
+              <w:right w:val="single" w:color="BFBFBF" w:sz="4"/>
+            </w:tcBorders>
+            <w:shd w:fill="1F4E79" w:val="clear"/>
+            <w:tcMar>
+              <w:top w:type="dxa" w:w="60"/>
+              <w:left w:type="dxa" w:w="100"/>
+              <w:bottom w:type="dxa" w:w="60"/>
+              <w:right w:type="dxa" w:w="100"/>
+            </w:tcMar>
+            <w:vAlign w:val="center"/>
+          </w:tcPr>
+          <w:p>
+            <w:pPr>
+              <w:spacing w:after="0" w:line="252"/>
+              <w:jc w:val="center"/>
+            </w:pPr>
+            <w:r>
+              <w:rPr>
+                <w:b/>
+                <w:bCs/>
+                <w:color w:val="FFFFFF"/>
+              </w:rPr>
+              <w:t xml:space="preserve">GPU 필요도</w:t>
+            </w:r>
+          </w:p>
+        </w:tc>
+        <w:tc>
+          <w:tcPr>
+            <w:tcW w:type="dxa" w:w="3826"/>
+            <w:tcBorders>
+              <w:top w:val="single" w:color="BFBFBF" w:sz="4"/>
+              <w:left w:val="single" w:color="BFBFBF" w:sz="4"/>
+              <w:bottom w:val="single" w:color="BFBFBF" w:sz="4"/>
+              <w:right w:val="single" w:color="BFBFBF" w:sz="4"/>
+            </w:tcBorders>
+            <w:shd w:fill="1F4E79" w:val="clear"/>
+            <w:tcMar>
+              <w:top w:type="dxa" w:w="60"/>
+              <w:left w:type="dxa" w:w="100"/>
+              <w:bottom w:type="dxa" w:w="60"/>
+              <w:right w:type="dxa" w:w="100"/>
+            </w:tcMar>
+            <w:vAlign w:val="center"/>
+          </w:tcPr>
+          <w:p>
+            <w:pPr>
+              <w:spacing w:after="0" w:line="252"/>
+              <w:jc w:val="center"/>
+            </w:pPr>
+            <w:r>
+              <w:rPr>
+                <w:b/>
+                <w:bCs/>
+                <w:color w:val="FFFFFF"/>
+              </w:rPr>
+              <w:t xml:space="preserve">비고</w:t>
+            </w:r>
+          </w:p>
+        </w:tc>
+      </w:tr>
+      <w:tr>
+        <w:tc>
+          <w:tcPr>
+            <w:tcW w:type="dxa" w:w="3200"/>
+            <w:tcBorders>
+              <w:top w:val="single" w:color="BFBFBF" w:sz="4"/>
+              <w:left w:val="single" w:color="BFBFBF" w:sz="4"/>
+              <w:bottom w:val="single" w:color="BFBFBF" w:sz="4"/>
+              <w:right w:val="single" w:color="BFBFBF" w:sz="4"/>
+            </w:tcBorders>
+            <w:tcMar>
+              <w:top w:type="dxa" w:w="60"/>
+              <w:left w:type="dxa" w:w="100"/>
+              <w:bottom w:type="dxa" w:w="60"/>
+              <w:right w:type="dxa" w:w="100"/>
+            </w:tcMar>
+            <w:vAlign w:val="center"/>
+          </w:tcPr>
+          <w:p>
+            <w:pPr>
+              <w:spacing w:after="0" w:line="252"/>
+            </w:pPr>
+            <w:r>
+              <w:rPr>
+                <w:b/>
+                <w:bCs/>
+                <w:sz w:val="17"/>
+                <w:szCs w:val="17"/>
+              </w:rPr>
+              <w:t xml:space="preserve">벡터 검색(Qdrant/pgvector)</w:t>
+            </w:r>
+          </w:p>
+        </w:tc>
+        <w:tc>
+          <w:tcPr>
+            <w:tcW w:type="dxa" w:w="2000"/>
+            <w:tcBorders>
+              <w:top w:val="single" w:color="BFBFBF" w:sz="4"/>
+              <w:left w:val="single" w:color="BFBFBF" w:sz="4"/>
+              <w:bottom w:val="single" w:color="BFBFBF" w:sz="4"/>
+              <w:right w:val="single" w:color="BFBFBF" w:sz="4"/>
+            </w:tcBorders>
+            <w:tcMar>
+              <w:top w:type="dxa" w:w="60"/>
+              <w:left w:type="dxa" w:w="100"/>
+              <w:bottom w:type="dxa" w:w="60"/>
+              <w:right w:type="dxa" w:w="100"/>
+            </w:tcMar>
+            <w:vAlign w:val="center"/>
+          </w:tcPr>
+          <w:p>
+            <w:pPr>
+              <w:spacing w:after="0" w:line="252"/>
+            </w:pPr>
+            <w:r>
+              <w:rPr>
+                <w:b w:val="false"/>
+                <w:bCs w:val="false"/>
+                <w:sz w:val="17"/>
+                <w:szCs w:val="17"/>
+              </w:rPr>
+              <w:t xml:space="preserve">불필요</w:t>
+            </w:r>
+          </w:p>
+        </w:tc>
+        <w:tc>
+          <w:tcPr>
+            <w:tcW w:type="dxa" w:w="3826"/>
+            <w:tcBorders>
+              <w:top w:val="single" w:color="BFBFBF" w:sz="4"/>
+              <w:left w:val="single" w:color="BFBFBF" w:sz="4"/>
+              <w:bottom w:val="single" w:color="BFBFBF" w:sz="4"/>
+              <w:right w:val="single" w:color="BFBFBF" w:sz="4"/>
+            </w:tcBorders>
+            <w:tcMar>
+              <w:top w:type="dxa" w:w="60"/>
+              <w:left w:type="dxa" w:w="100"/>
+              <w:bottom w:type="dxa" w:w="60"/>
+              <w:right w:type="dxa" w:w="100"/>
+            </w:tcMar>
+            <w:vAlign w:val="center"/>
+          </w:tcPr>
+          <w:p>
+            <w:pPr>
+              <w:spacing w:after="0" w:line="252"/>
+            </w:pPr>
+            <w:r>
+              <w:rPr>
+                <w:b w:val="false"/>
+                <w:bCs w:val="false"/>
+                <w:sz w:val="17"/>
+                <w:szCs w:val="17"/>
+              </w:rPr>
+              <w:t xml:space="preserve">ANN 검색은 CPU 기반</w:t>
+            </w:r>
+          </w:p>
+        </w:tc>
+      </w:tr>
+      <w:tr>
+        <w:tc>
+          <w:tcPr>
+            <w:tcW w:type="dxa" w:w="3200"/>
+            <w:tcBorders>
+              <w:top w:val="single" w:color="BFBFBF" w:sz="4"/>
+              <w:left w:val="single" w:color="BFBFBF" w:sz="4"/>
+              <w:bottom w:val="single" w:color="BFBFBF" w:sz="4"/>
+              <w:right w:val="single" w:color="BFBFBF" w:sz="4"/>
+            </w:tcBorders>
+            <w:shd w:fill="F4F8FC" w:val="clear"/>
+            <w:tcMar>
+              <w:top w:type="dxa" w:w="60"/>
+              <w:left w:type="dxa" w:w="100"/>
+              <w:bottom w:type="dxa" w:w="60"/>
+              <w:right w:type="dxa" w:w="100"/>
+            </w:tcMar>
+            <w:vAlign w:val="center"/>
+          </w:tcPr>
+          <w:p>
+            <w:pPr>
+              <w:spacing w:after="0" w:line="252"/>
+            </w:pPr>
+            <w:r>
+              <w:rPr>
+                <w:b/>
+                <w:bCs/>
+                <w:sz w:val="17"/>
+                <w:szCs w:val="17"/>
+              </w:rPr>
+              <w:t xml:space="preserve">키워드 검색(BM25/OpenSearch)</w:t>
+            </w:r>
+          </w:p>
+        </w:tc>
+        <w:tc>
+          <w:tcPr>
+            <w:tcW w:type="dxa" w:w="2000"/>
+            <w:tcBorders>
+              <w:top w:val="single" w:color="BFBFBF" w:sz="4"/>
+              <w:left w:val="single" w:color="BFBFBF" w:sz="4"/>
+              <w:bottom w:val="single" w:color="BFBFBF" w:sz="4"/>
+              <w:right w:val="single" w:color="BFBFBF" w:sz="4"/>
+            </w:tcBorders>
+            <w:shd w:fill="F4F8FC" w:val="clear"/>
+            <w:tcMar>
+              <w:top w:type="dxa" w:w="60"/>
+              <w:left w:type="dxa" w:w="100"/>
+              <w:bottom w:type="dxa" w:w="60"/>
+              <w:right w:type="dxa" w:w="100"/>
+            </w:tcMar>
+            <w:vAlign w:val="center"/>
+          </w:tcPr>
+          <w:p>
+            <w:pPr>
+              <w:spacing w:after="0" w:line="252"/>
+            </w:pPr>
+            <w:r>
+              <w:rPr>
+                <w:b w:val="false"/>
+                <w:bCs w:val="false"/>
+                <w:sz w:val="17"/>
+                <w:szCs w:val="17"/>
+              </w:rPr>
+              <w:t xml:space="preserve">불필요</w:t>
+            </w:r>
+          </w:p>
+        </w:tc>
+        <w:tc>
+          <w:tcPr>
+            <w:tcW w:type="dxa" w:w="3826"/>
+            <w:tcBorders>
+              <w:top w:val="single" w:color="BFBFBF" w:sz="4"/>
+              <w:left w:val="single" w:color="BFBFBF" w:sz="4"/>
+              <w:bottom w:val="single" w:color="BFBFBF" w:sz="4"/>
+              <w:right w:val="single" w:color="BFBFBF" w:sz="4"/>
+            </w:tcBorders>
+            <w:shd w:fill="F4F8FC" w:val="clear"/>
+            <w:tcMar>
+              <w:top w:type="dxa" w:w="60"/>
+              <w:left w:type="dxa" w:w="100"/>
+              <w:bottom w:type="dxa" w:w="60"/>
+              <w:right w:type="dxa" w:w="100"/>
+            </w:tcMar>
+            <w:vAlign w:val="center"/>
+          </w:tcPr>
+          <w:p>
+            <w:pPr>
+              <w:spacing w:after="0" w:line="252"/>
+            </w:pPr>
+            <w:r>
+              <w:rPr>
+                <w:b w:val="false"/>
+                <w:bCs w:val="false"/>
+                <w:sz w:val="17"/>
+                <w:szCs w:val="17"/>
+              </w:rPr>
+              <w:t xml:space="preserve">CPU</w:t>
+            </w:r>
+          </w:p>
+        </w:tc>
+      </w:tr>
+      <w:tr>
+        <w:tc>
+          <w:tcPr>
+            <w:tcW w:type="dxa" w:w="3200"/>
+            <w:tcBorders>
+              <w:top w:val="single" w:color="BFBFBF" w:sz="4"/>
+              <w:left w:val="single" w:color="BFBFBF" w:sz="4"/>
+              <w:bottom w:val="single" w:color="BFBFBF" w:sz="4"/>
+              <w:right w:val="single" w:color="BFBFBF" w:sz="4"/>
+            </w:tcBorders>
+            <w:tcMar>
+              <w:top w:type="dxa" w:w="60"/>
+              <w:left w:type="dxa" w:w="100"/>
+              <w:bottom w:type="dxa" w:w="60"/>
+              <w:right w:type="dxa" w:w="100"/>
+            </w:tcMar>
+            <w:vAlign w:val="center"/>
+          </w:tcPr>
+          <w:p>
+            <w:pPr>
+              <w:spacing w:after="0" w:line="252"/>
+            </w:pPr>
+            <w:r>
+              <w:rPr>
+                <w:b/>
+                <w:bCs/>
+                <w:sz w:val="17"/>
+                <w:szCs w:val="17"/>
+              </w:rPr>
+              <w:t xml:space="preserve">질의 임베딩(검색어 1건)</w:t>
+            </w:r>
+          </w:p>
+        </w:tc>
+        <w:tc>
+          <w:tcPr>
+            <w:tcW w:type="dxa" w:w="2000"/>
+            <w:tcBorders>
+              <w:top w:val="single" w:color="BFBFBF" w:sz="4"/>
+              <w:left w:val="single" w:color="BFBFBF" w:sz="4"/>
+              <w:bottom w:val="single" w:color="BFBFBF" w:sz="4"/>
+              <w:right w:val="single" w:color="BFBFBF" w:sz="4"/>
+            </w:tcBorders>
+            <w:tcMar>
+              <w:top w:type="dxa" w:w="60"/>
+              <w:left w:type="dxa" w:w="100"/>
+              <w:bottom w:type="dxa" w:w="60"/>
+              <w:right w:type="dxa" w:w="100"/>
+            </w:tcMar>
+            <w:vAlign w:val="center"/>
+          </w:tcPr>
+          <w:p>
+            <w:pPr>
+              <w:spacing w:after="0" w:line="252"/>
+            </w:pPr>
+            <w:r>
+              <w:rPr>
+                <w:b w:val="false"/>
+                <w:bCs w:val="false"/>
+                <w:sz w:val="17"/>
+                <w:szCs w:val="17"/>
+              </w:rPr>
+              <w:t xml:space="preserve">CPU로 충분</w:t>
+            </w:r>
+          </w:p>
+        </w:tc>
+        <w:tc>
+          <w:tcPr>
+            <w:tcW w:type="dxa" w:w="3826"/>
+            <w:tcBorders>
+              <w:top w:val="single" w:color="BFBFBF" w:sz="4"/>
+              <w:left w:val="single" w:color="BFBFBF" w:sz="4"/>
+              <w:bottom w:val="single" w:color="BFBFBF" w:sz="4"/>
+              <w:right w:val="single" w:color="BFBFBF" w:sz="4"/>
+            </w:tcBorders>
+            <w:tcMar>
+              <w:top w:type="dxa" w:w="60"/>
+              <w:left w:type="dxa" w:w="100"/>
+              <w:bottom w:type="dxa" w:w="60"/>
+              <w:right w:type="dxa" w:w="100"/>
+            </w:tcMar>
+            <w:vAlign w:val="center"/>
+          </w:tcPr>
+          <w:p>
+            <w:pPr>
+              <w:spacing w:after="0" w:line="252"/>
+            </w:pPr>
+            <w:r>
+              <w:rPr>
+                <w:b w:val="false"/>
+                <w:bCs w:val="false"/>
+                <w:sz w:val="17"/>
+                <w:szCs w:val="17"/>
+              </w:rPr>
+              <w:t xml:space="preserve">단건이라 수십~수백 ms</w:t>
+            </w:r>
+          </w:p>
+        </w:tc>
+      </w:tr>
+      <w:tr>
+        <w:tc>
+          <w:tcPr>
+            <w:tcW w:type="dxa" w:w="3200"/>
+            <w:tcBorders>
+              <w:top w:val="single" w:color="BFBFBF" w:sz="4"/>
+              <w:left w:val="single" w:color="BFBFBF" w:sz="4"/>
+              <w:bottom w:val="single" w:color="BFBFBF" w:sz="4"/>
+              <w:right w:val="single" w:color="BFBFBF" w:sz="4"/>
+            </w:tcBorders>
+            <w:shd w:fill="F4F8FC" w:val="clear"/>
+            <w:tcMar>
+              <w:top w:type="dxa" w:w="60"/>
+              <w:left w:type="dxa" w:w="100"/>
+              <w:bottom w:type="dxa" w:w="60"/>
+              <w:right w:type="dxa" w:w="100"/>
+            </w:tcMar>
+            <w:vAlign w:val="center"/>
+          </w:tcPr>
+          <w:p>
+            <w:pPr>
+              <w:spacing w:after="0" w:line="252"/>
+            </w:pPr>
+            <w:r>
+              <w:rPr>
+                <w:b/>
+                <w:bCs/>
+                <w:sz w:val="17"/>
+                <w:szCs w:val="17"/>
+              </w:rPr>
+              <w:t xml:space="preserve">리랭커(cross-encoder)</w:t>
+            </w:r>
+          </w:p>
+        </w:tc>
+        <w:tc>
+          <w:tcPr>
+            <w:tcW w:type="dxa" w:w="2000"/>
+            <w:tcBorders>
+              <w:top w:val="single" w:color="BFBFBF" w:sz="4"/>
+              <w:left w:val="single" w:color="BFBFBF" w:sz="4"/>
+              <w:bottom w:val="single" w:color="BFBFBF" w:sz="4"/>
+              <w:right w:val="single" w:color="BFBFBF" w:sz="4"/>
+            </w:tcBorders>
+            <w:shd w:fill="F4F8FC" w:val="clear"/>
+            <w:tcMar>
+              <w:top w:type="dxa" w:w="60"/>
+              <w:left w:type="dxa" w:w="100"/>
+              <w:bottom w:type="dxa" w:w="60"/>
+              <w:right w:type="dxa" w:w="100"/>
+            </w:tcMar>
+            <w:vAlign w:val="center"/>
+          </w:tcPr>
+          <w:p>
+            <w:pPr>
+              <w:spacing w:after="0" w:line="252"/>
+            </w:pPr>
+            <w:r>
+              <w:rPr>
+                <w:b w:val="false"/>
+                <w:bCs w:val="false"/>
+                <w:sz w:val="17"/>
+                <w:szCs w:val="17"/>
+              </w:rPr>
+              <w:t xml:space="preserve">CPU 가능(경량 ONNX)</w:t>
+            </w:r>
+          </w:p>
+        </w:tc>
+        <w:tc>
+          <w:tcPr>
+            <w:tcW w:type="dxa" w:w="3826"/>
+            <w:tcBorders>
+              <w:top w:val="single" w:color="BFBFBF" w:sz="4"/>
+              <w:left w:val="single" w:color="BFBFBF" w:sz="4"/>
+              <w:bottom w:val="single" w:color="BFBFBF" w:sz="4"/>
+              <w:right w:val="single" w:color="BFBFBF" w:sz="4"/>
+            </w:tcBorders>
+            <w:shd w:fill="F4F8FC" w:val="clear"/>
+            <w:tcMar>
+              <w:top w:type="dxa" w:w="60"/>
+              <w:left w:type="dxa" w:w="100"/>
+              <w:bottom w:type="dxa" w:w="60"/>
+              <w:right w:type="dxa" w:w="100"/>
+            </w:tcMar>
+            <w:vAlign w:val="center"/>
+          </w:tcPr>
+          <w:p>
+            <w:pPr>
+              <w:spacing w:after="0" w:line="252"/>
+            </w:pPr>
+            <w:r>
+              <w:rPr>
+                <w:b w:val="false"/>
+                <w:bCs w:val="false"/>
+                <w:sz w:val="17"/>
+                <w:szCs w:val="17"/>
+              </w:rPr>
+              <w:t xml:space="preserve">후보 수십 개 한정, 또는 생략</w:t>
+            </w:r>
+          </w:p>
+        </w:tc>
+      </w:tr>
+      <w:tr>
+        <w:tc>
+          <w:tcPr>
+            <w:tcW w:type="dxa" w:w="3200"/>
+            <w:tcBorders>
+              <w:top w:val="single" w:color="BFBFBF" w:sz="4"/>
+              <w:left w:val="single" w:color="BFBFBF" w:sz="4"/>
+              <w:bottom w:val="single" w:color="BFBFBF" w:sz="4"/>
+              <w:right w:val="single" w:color="BFBFBF" w:sz="4"/>
+            </w:tcBorders>
+            <w:tcMar>
+              <w:top w:type="dxa" w:w="60"/>
+              <w:left w:type="dxa" w:w="100"/>
+              <w:bottom w:type="dxa" w:w="60"/>
+              <w:right w:type="dxa" w:w="100"/>
+            </w:tcMar>
+            <w:vAlign w:val="center"/>
+          </w:tcPr>
+          <w:p>
+            <w:pPr>
+              <w:spacing w:after="0" w:line="252"/>
+            </w:pPr>
+            <w:r>
+              <w:rPr>
+                <w:b/>
+                <w:bCs/>
+                <w:sz w:val="17"/>
+                <w:szCs w:val="17"/>
+              </w:rPr>
+              <w:t xml:space="preserve">대량 초기 인덱싱 임베딩</w:t>
+            </w:r>
+          </w:p>
+        </w:tc>
+        <w:tc>
+          <w:tcPr>
+            <w:tcW w:type="dxa" w:w="2000"/>
+            <w:tcBorders>
+              <w:top w:val="single" w:color="BFBFBF" w:sz="4"/>
+              <w:left w:val="single" w:color="BFBFBF" w:sz="4"/>
+              <w:bottom w:val="single" w:color="BFBFBF" w:sz="4"/>
+              <w:right w:val="single" w:color="BFBFBF" w:sz="4"/>
+            </w:tcBorders>
+            <w:tcMar>
+              <w:top w:type="dxa" w:w="60"/>
+              <w:left w:type="dxa" w:w="100"/>
+              <w:bottom w:type="dxa" w:w="60"/>
+              <w:right w:type="dxa" w:w="100"/>
+            </w:tcMar>
+            <w:vAlign w:val="center"/>
+          </w:tcPr>
+          <w:p>
+            <w:pPr>
+              <w:spacing w:after="0" w:line="252"/>
+            </w:pPr>
+            <w:r>
+              <w:rPr>
+                <w:b w:val="false"/>
+                <w:bCs w:val="false"/>
+                <w:sz w:val="17"/>
+                <w:szCs w:val="17"/>
+              </w:rPr>
+              <w:t xml:space="preserve">CPU 가능하나 느림</w:t>
+            </w:r>
+          </w:p>
+        </w:tc>
+        <w:tc>
+          <w:tcPr>
+            <w:tcW w:type="dxa" w:w="3826"/>
+            <w:tcBorders>
+              <w:top w:val="single" w:color="BFBFBF" w:sz="4"/>
+              <w:left w:val="single" w:color="BFBFBF" w:sz="4"/>
+              <w:bottom w:val="single" w:color="BFBFBF" w:sz="4"/>
+              <w:right w:val="single" w:color="BFBFBF" w:sz="4"/>
+            </w:tcBorders>
+            <w:tcMar>
+              <w:top w:type="dxa" w:w="60"/>
+              <w:left w:type="dxa" w:w="100"/>
+              <w:bottom w:type="dxa" w:w="60"/>
+              <w:right w:type="dxa" w:w="100"/>
+            </w:tcMar>
+            <w:vAlign w:val="center"/>
+          </w:tcPr>
+          <w:p>
+            <w:pPr>
+              <w:spacing w:after="0" w:line="252"/>
+            </w:pPr>
+            <w:r>
+              <w:rPr>
+                <w:b w:val="false"/>
+                <w:bCs w:val="false"/>
+                <w:sz w:val="17"/>
+                <w:szCs w:val="17"/>
+              </w:rPr>
+              <w:t xml:space="preserve">야간 배치로 흡수</w:t>
+            </w:r>
+          </w:p>
+        </w:tc>
+      </w:tr>
+      <w:tr>
+        <w:tc>
+          <w:tcPr>
+            <w:tcW w:type="dxa" w:w="3200"/>
+            <w:tcBorders>
+              <w:top w:val="single" w:color="BFBFBF" w:sz="4"/>
+              <w:left w:val="single" w:color="BFBFBF" w:sz="4"/>
+              <w:bottom w:val="single" w:color="BFBFBF" w:sz="4"/>
+              <w:right w:val="single" w:color="BFBFBF" w:sz="4"/>
+            </w:tcBorders>
+            <w:shd w:fill="F4F8FC" w:val="clear"/>
+            <w:tcMar>
+              <w:top w:type="dxa" w:w="60"/>
+              <w:left w:type="dxa" w:w="100"/>
+              <w:bottom w:type="dxa" w:w="60"/>
+              <w:right w:type="dxa" w:w="100"/>
+            </w:tcMar>
+            <w:vAlign w:val="center"/>
+          </w:tcPr>
+          <w:p>
+            <w:pPr>
+              <w:spacing w:after="0" w:line="252"/>
+            </w:pPr>
+            <w:r>
+              <w:rPr>
+                <w:b/>
+                <w:bCs/>
+                <w:sz w:val="17"/>
+                <w:szCs w:val="17"/>
+              </w:rPr>
+              <w:t xml:space="preserve">답변 생성 LLM(모드 B)</w:t>
+            </w:r>
+          </w:p>
+        </w:tc>
+        <w:tc>
+          <w:tcPr>
+            <w:tcW w:type="dxa" w:w="2000"/>
+            <w:tcBorders>
+              <w:top w:val="single" w:color="BFBFBF" w:sz="4"/>
+              <w:left w:val="single" w:color="BFBFBF" w:sz="4"/>
+              <w:bottom w:val="single" w:color="BFBFBF" w:sz="4"/>
+              <w:right w:val="single" w:color="BFBFBF" w:sz="4"/>
+            </w:tcBorders>
+            <w:shd w:fill="F4F8FC" w:val="clear"/>
+            <w:tcMar>
+              <w:top w:type="dxa" w:w="60"/>
+              <w:left w:type="dxa" w:w="100"/>
+              <w:bottom w:type="dxa" w:w="60"/>
+              <w:right w:type="dxa" w:w="100"/>
+            </w:tcMar>
+            <w:vAlign w:val="center"/>
+          </w:tcPr>
+          <w:p>
+            <w:pPr>
+              <w:spacing w:after="0" w:line="252"/>
+            </w:pPr>
+            <w:r>
+              <w:rPr>
+                <w:b w:val="false"/>
+                <w:bCs w:val="false"/>
+                <w:sz w:val="17"/>
+                <w:szCs w:val="17"/>
+              </w:rPr>
+              <w:t xml:space="preserve">사실상 GPU 필요</w:t>
+            </w:r>
+          </w:p>
+        </w:tc>
+        <w:tc>
+          <w:tcPr>
+            <w:tcW w:type="dxa" w:w="3826"/>
+            <w:tcBorders>
+              <w:top w:val="single" w:color="BFBFBF" w:sz="4"/>
+              <w:left w:val="single" w:color="BFBFBF" w:sz="4"/>
+              <w:bottom w:val="single" w:color="BFBFBF" w:sz="4"/>
+              <w:right w:val="single" w:color="BFBFBF" w:sz="4"/>
+            </w:tcBorders>
+            <w:shd w:fill="F4F8FC" w:val="clear"/>
+            <w:tcMar>
+              <w:top w:type="dxa" w:w="60"/>
+              <w:left w:type="dxa" w:w="100"/>
+              <w:bottom w:type="dxa" w:w="60"/>
+              <w:right w:type="dxa" w:w="100"/>
+            </w:tcMar>
+            <w:vAlign w:val="center"/>
+          </w:tcPr>
+          <w:p>
+            <w:pPr>
+              <w:spacing w:after="0" w:line="252"/>
+            </w:pPr>
+            <w:r>
+              <w:rPr>
+                <w:b w:val="false"/>
+                <w:bCs w:val="false"/>
+                <w:sz w:val="17"/>
+                <w:szCs w:val="17"/>
+              </w:rPr>
+              <w:t xml:space="preserve">CPU 는 다중 사용자 실사용 곤란</w:t>
+            </w:r>
+          </w:p>
+        </w:tc>
+      </w:tr>
+      <w:tr>
+        <w:tc>
+          <w:tcPr>
+            <w:tcW w:type="dxa" w:w="3200"/>
+            <w:tcBorders>
+              <w:top w:val="single" w:color="BFBFBF" w:sz="4"/>
+              <w:left w:val="single" w:color="BFBFBF" w:sz="4"/>
+              <w:bottom w:val="single" w:color="BFBFBF" w:sz="4"/>
+              <w:right w:val="single" w:color="BFBFBF" w:sz="4"/>
+            </w:tcBorders>
+            <w:tcMar>
+              <w:top w:type="dxa" w:w="60"/>
+              <w:left w:type="dxa" w:w="100"/>
+              <w:bottom w:type="dxa" w:w="60"/>
+              <w:right w:type="dxa" w:w="100"/>
+            </w:tcMar>
+            <w:vAlign w:val="center"/>
+          </w:tcPr>
+          <w:p>
+            <w:pPr>
+              <w:spacing w:after="0" w:line="252"/>
+            </w:pPr>
+            <w:r>
+              <w:rPr>
+                <w:b/>
+                <w:bCs/>
+                <w:sz w:val="17"/>
+                <w:szCs w:val="17"/>
+              </w:rPr>
+              <w:t xml:space="preserve">멀티모달 VLM 캡션(§5.2-④)</w:t>
+            </w:r>
+          </w:p>
+        </w:tc>
+        <w:tc>
+          <w:tcPr>
+            <w:tcW w:type="dxa" w:w="2000"/>
+            <w:tcBorders>
+              <w:top w:val="single" w:color="BFBFBF" w:sz="4"/>
+              <w:left w:val="single" w:color="BFBFBF" w:sz="4"/>
+              <w:bottom w:val="single" w:color="BFBFBF" w:sz="4"/>
+              <w:right w:val="single" w:color="BFBFBF" w:sz="4"/>
+            </w:tcBorders>
+            <w:tcMar>
+              <w:top w:type="dxa" w:w="60"/>
+              <w:left w:type="dxa" w:w="100"/>
+              <w:bottom w:type="dxa" w:w="60"/>
+              <w:right w:type="dxa" w:w="100"/>
+            </w:tcMar>
+            <w:vAlign w:val="center"/>
+          </w:tcPr>
+          <w:p>
+            <w:pPr>
+              <w:spacing w:after="0" w:line="252"/>
+            </w:pPr>
+            <w:r>
+              <w:rPr>
+                <w:b w:val="false"/>
+                <w:bCs w:val="false"/>
+                <w:sz w:val="17"/>
+                <w:szCs w:val="17"/>
+              </w:rPr>
+              <w:t xml:space="preserve">GPU 권장</w:t>
+            </w:r>
+          </w:p>
+        </w:tc>
+        <w:tc>
+          <w:tcPr>
+            <w:tcW w:type="dxa" w:w="3826"/>
+            <w:tcBorders>
+              <w:top w:val="single" w:color="BFBFBF" w:sz="4"/>
+              <w:left w:val="single" w:color="BFBFBF" w:sz="4"/>
+              <w:bottom w:val="single" w:color="BFBFBF" w:sz="4"/>
+              <w:right w:val="single" w:color="BFBFBF" w:sz="4"/>
+            </w:tcBorders>
+            <w:tcMar>
+              <w:top w:type="dxa" w:w="60"/>
+              <w:left w:type="dxa" w:w="100"/>
+              <w:bottom w:type="dxa" w:w="60"/>
+              <w:right w:type="dxa" w:w="100"/>
+            </w:tcMar>
+            <w:vAlign w:val="center"/>
+          </w:tcPr>
+          <w:p>
+            <w:pPr>
+              <w:spacing w:after="0" w:line="252"/>
+            </w:pPr>
+            <w:r>
+              <w:rPr>
+                <w:b w:val="false"/>
+                <w:bCs w:val="false"/>
+                <w:sz w:val="17"/>
+                <w:szCs w:val="17"/>
+              </w:rPr>
+              <w:t xml:space="preserve">CPU 는 매우 느림</w:t>
+            </w:r>
+          </w:p>
+        </w:tc>
+      </w:tr>
+    </w:tbl>
+    <w:p>
+      <w:pPr>
+        <w:spacing w:after="120" w:line="276"/>
+      </w:pPr>
+      <w:r>
+        <w:t xml:space="preserve">즉 </w:t>
+      </w:r>
+      <w:r>
+        <w:rPr>
+          <w:b/>
+          <w:bCs/>
+        </w:rPr>
+        <w:t xml:space="preserve">검색해서 출처를 찾아 주는 RAG 의 핵심 절반은 GPU 없이도 동작</w:t>
+      </w:r>
+      <w:r>
+        <w:t xml:space="preserve">합니다. GPU 가 꼭 필요한 부분은 </w:t>
+      </w:r>
+      <w:r>
+        <w:rPr>
+          <w:i/>
+          <w:iCs/>
+        </w:rPr>
+        <w:t xml:space="preserve">생성형 답변(모드 B)</w:t>
+      </w:r>
+      <w:r>
+        <w:t xml:space="preserve"> 과 </w:t>
+      </w:r>
+      <w:r>
+        <w:rPr>
+          <w:i/>
+          <w:iCs/>
+        </w:rPr>
+        <w:t xml:space="preserve">멀티모달·대규모 동시성</w:t>
+      </w:r>
+      <w:r>
+        <w:t xml:space="preserve">입니다.</w:t>
+      </w:r>
+    </w:p>
+    <w:p>
+      <w:pPr>
+        <w:pStyle w:val="Heading2"/>
+      </w:pPr>
+      <w:r>
+        <w:t xml:space="preserve">10.2 두 가지 구성</w:t>
+      </w:r>
+    </w:p>
+    <w:tbl>
+      <w:tblPr>
+        <w:tblW w:type="dxa" w:w="9026"/>
+        <w:tblBorders>
+          <w:top w:val="single" w:color="auto" w:sz="4"/>
+          <w:left w:val="single" w:color="auto" w:sz="4"/>
+          <w:bottom w:val="single" w:color="auto" w:sz="4"/>
+          <w:right w:val="single" w:color="auto" w:sz="4"/>
+          <w:insideH w:val="single" w:color="auto" w:sz="4"/>
+          <w:insideV w:val="single" w:color="auto" w:sz="4"/>
+        </w:tblBorders>
+      </w:tblPr>
+      <w:tblGrid>
+        <w:gridCol w:w="2200"/>
+        <w:gridCol w:w="3413"/>
+        <w:gridCol w:w="3413"/>
+      </w:tblGrid>
+      <w:tr>
+        <w:trPr>
+          <w:tblHeader/>
+        </w:trPr>
+        <w:tc>
+          <w:tcPr>
+            <w:tcW w:type="dxa" w:w="2200"/>
+            <w:tcBorders>
+              <w:top w:val="single" w:color="BFBFBF" w:sz="4"/>
+              <w:left w:val="single" w:color="BFBFBF" w:sz="4"/>
+              <w:bottom w:val="single" w:color="BFBFBF" w:sz="4"/>
+              <w:right w:val="single" w:color="BFBFBF" w:sz="4"/>
+            </w:tcBorders>
+            <w:shd w:fill="1F4E79" w:val="clear"/>
+            <w:tcMar>
+              <w:top w:type="dxa" w:w="60"/>
+              <w:left w:type="dxa" w:w="100"/>
+              <w:bottom w:type="dxa" w:w="60"/>
+              <w:right w:type="dxa" w:w="100"/>
+            </w:tcMar>
+            <w:vAlign w:val="center"/>
+          </w:tcPr>
+          <w:p>
+            <w:pPr>
+              <w:spacing w:after="0" w:line="252"/>
+              <w:jc w:val="center"/>
+            </w:pPr>
+            <w:r>
+              <w:rPr>
+                <w:b/>
+                <w:bCs/>
+                <w:color w:val="FFFFFF"/>
+              </w:rPr>
+              <w:t xml:space="preserve">구분</w:t>
+            </w:r>
+          </w:p>
+        </w:tc>
+        <w:tc>
+          <w:tcPr>
+            <w:tcW w:type="dxa" w:w="3413"/>
+            <w:tcBorders>
+              <w:top w:val="single" w:color="BFBFBF" w:sz="4"/>
+              <w:left w:val="single" w:color="BFBFBF" w:sz="4"/>
+              <w:bottom w:val="single" w:color="BFBFBF" w:sz="4"/>
+              <w:right w:val="single" w:color="BFBFBF" w:sz="4"/>
+            </w:tcBorders>
+            <w:shd w:fill="1F4E79" w:val="clear"/>
+            <w:tcMar>
+              <w:top w:type="dxa" w:w="60"/>
+              <w:left w:type="dxa" w:w="100"/>
+              <w:bottom w:type="dxa" w:w="60"/>
+              <w:right w:type="dxa" w:w="100"/>
+            </w:tcMar>
+            <w:vAlign w:val="center"/>
+          </w:tcPr>
+          <w:p>
+            <w:pPr>
+              <w:spacing w:after="0" w:line="252"/>
+              <w:jc w:val="center"/>
+            </w:pPr>
+            <w:r>
+              <w:rPr>
+                <w:b/>
+                <w:bCs/>
+                <w:color w:val="FFFFFF"/>
+              </w:rPr>
+              <w:t xml:space="preserve">검색형 (무GPU)</w:t>
+            </w:r>
+          </w:p>
+        </w:tc>
+        <w:tc>
+          <w:tcPr>
+            <w:tcW w:type="dxa" w:w="3413"/>
+            <w:tcBorders>
+              <w:top w:val="single" w:color="BFBFBF" w:sz="4"/>
+              <w:left w:val="single" w:color="BFBFBF" w:sz="4"/>
+              <w:bottom w:val="single" w:color="BFBFBF" w:sz="4"/>
+              <w:right w:val="single" w:color="BFBFBF" w:sz="4"/>
+            </w:tcBorders>
+            <w:shd w:fill="1F4E79" w:val="clear"/>
+            <w:tcMar>
+              <w:top w:type="dxa" w:w="60"/>
+              <w:left w:type="dxa" w:w="100"/>
+              <w:bottom w:type="dxa" w:w="60"/>
+              <w:right w:type="dxa" w:w="100"/>
+            </w:tcMar>
+            <w:vAlign w:val="center"/>
+          </w:tcPr>
+          <w:p>
+            <w:pPr>
+              <w:spacing w:after="0" w:line="252"/>
+              <w:jc w:val="center"/>
+            </w:pPr>
+            <w:r>
+              <w:rPr>
+                <w:b/>
+                <w:bCs/>
+                <w:color w:val="FFFFFF"/>
+              </w:rPr>
+              <w:t xml:space="preserve">생성형 (GPU)</w:t>
+            </w:r>
+          </w:p>
+        </w:tc>
+      </w:tr>
+      <w:tr>
+        <w:tc>
+          <w:tcPr>
+            <w:tcW w:type="dxa" w:w="2200"/>
+            <w:tcBorders>
+              <w:top w:val="single" w:color="BFBFBF" w:sz="4"/>
+              <w:left w:val="single" w:color="BFBFBF" w:sz="4"/>
+              <w:bottom w:val="single" w:color="BFBFBF" w:sz="4"/>
+              <w:right w:val="single" w:color="BFBFBF" w:sz="4"/>
+            </w:tcBorders>
+            <w:tcMar>
+              <w:top w:type="dxa" w:w="60"/>
+              <w:left w:type="dxa" w:w="100"/>
+              <w:bottom w:type="dxa" w:w="60"/>
+              <w:right w:type="dxa" w:w="100"/>
+            </w:tcMar>
+            <w:vAlign w:val="center"/>
+          </w:tcPr>
+          <w:p>
+            <w:pPr>
+              <w:spacing w:after="0" w:line="252"/>
+            </w:pPr>
+            <w:r>
+              <w:rPr>
+                <w:b/>
+                <w:bCs/>
+                <w:sz w:val="17"/>
+                <w:szCs w:val="17"/>
+              </w:rPr>
+              <w:t xml:space="preserve">제공 기능</w:t>
+            </w:r>
+          </w:p>
+        </w:tc>
+        <w:tc>
+          <w:tcPr>
+            <w:tcW w:type="dxa" w:w="3413"/>
+            <w:tcBorders>
+              <w:top w:val="single" w:color="BFBFBF" w:sz="4"/>
+              <w:left w:val="single" w:color="BFBFBF" w:sz="4"/>
+              <w:bottom w:val="single" w:color="BFBFBF" w:sz="4"/>
+              <w:right w:val="single" w:color="BFBFBF" w:sz="4"/>
+            </w:tcBorders>
+            <w:tcMar>
+              <w:top w:type="dxa" w:w="60"/>
+              <w:left w:type="dxa" w:w="100"/>
+              <w:bottom w:type="dxa" w:w="60"/>
+              <w:right w:type="dxa" w:w="100"/>
+            </w:tcMar>
+            <w:vAlign w:val="center"/>
+          </w:tcPr>
+          <w:p>
+            <w:pPr>
+              <w:spacing w:after="0" w:line="252"/>
+            </w:pPr>
+            <w:r>
+              <w:rPr>
+                <w:b w:val="false"/>
+                <w:bCs w:val="false"/>
+                <w:sz w:val="17"/>
+                <w:szCs w:val="17"/>
+              </w:rPr>
+              <w:t xml:space="preserve">통합 검색 + 출처 카드 + 코드 요약(건수·필터)</w:t>
+            </w:r>
+          </w:p>
+        </w:tc>
+        <w:tc>
+          <w:tcPr>
+            <w:tcW w:type="dxa" w:w="3413"/>
+            <w:tcBorders>
+              <w:top w:val="single" w:color="BFBFBF" w:sz="4"/>
+              <w:left w:val="single" w:color="BFBFBF" w:sz="4"/>
+              <w:bottom w:val="single" w:color="BFBFBF" w:sz="4"/>
+              <w:right w:val="single" w:color="BFBFBF" w:sz="4"/>
+            </w:tcBorders>
+            <w:tcMar>
+              <w:top w:type="dxa" w:w="60"/>
+              <w:left w:type="dxa" w:w="100"/>
+              <w:bottom w:type="dxa" w:w="60"/>
+              <w:right w:type="dxa" w:w="100"/>
+            </w:tcMar>
+            <w:vAlign w:val="center"/>
+          </w:tcPr>
+          <w:p>
+            <w:pPr>
+              <w:spacing w:after="0" w:line="252"/>
+            </w:pPr>
+            <w:r>
+              <w:rPr>
+                <w:b w:val="false"/>
+                <w:bCs w:val="false"/>
+                <w:sz w:val="17"/>
+                <w:szCs w:val="17"/>
+              </w:rPr>
+              <w:t xml:space="preserve">+ 요약 답변(인용) + 멀티모달 캡션</w:t>
+            </w:r>
+          </w:p>
+        </w:tc>
+      </w:tr>
+      <w:tr>
+        <w:tc>
+          <w:tcPr>
+            <w:tcW w:type="dxa" w:w="2200"/>
+            <w:tcBorders>
+              <w:top w:val="single" w:color="BFBFBF" w:sz="4"/>
+              <w:left w:val="single" w:color="BFBFBF" w:sz="4"/>
+              <w:bottom w:val="single" w:color="BFBFBF" w:sz="4"/>
+              <w:right w:val="single" w:color="BFBFBF" w:sz="4"/>
+            </w:tcBorders>
+            <w:shd w:fill="F4F8FC" w:val="clear"/>
+            <w:tcMar>
+              <w:top w:type="dxa" w:w="60"/>
+              <w:left w:type="dxa" w:w="100"/>
+              <w:bottom w:type="dxa" w:w="60"/>
+              <w:right w:type="dxa" w:w="100"/>
+            </w:tcMar>
+            <w:vAlign w:val="center"/>
+          </w:tcPr>
+          <w:p>
+            <w:pPr>
+              <w:spacing w:after="0" w:line="252"/>
+            </w:pPr>
+            <w:r>
+              <w:rPr>
+                <w:b/>
+                <w:bCs/>
+                <w:sz w:val="17"/>
+                <w:szCs w:val="17"/>
+              </w:rPr>
+              <w:t xml:space="preserve">대응 모드</w:t>
+            </w:r>
+          </w:p>
+        </w:tc>
+        <w:tc>
+          <w:tcPr>
+            <w:tcW w:type="dxa" w:w="3413"/>
+            <w:tcBorders>
+              <w:top w:val="single" w:color="BFBFBF" w:sz="4"/>
+              <w:left w:val="single" w:color="BFBFBF" w:sz="4"/>
+              <w:bottom w:val="single" w:color="BFBFBF" w:sz="4"/>
+              <w:right w:val="single" w:color="BFBFBF" w:sz="4"/>
+            </w:tcBorders>
+            <w:shd w:fill="F4F8FC" w:val="clear"/>
+            <w:tcMar>
+              <w:top w:type="dxa" w:w="60"/>
+              <w:left w:type="dxa" w:w="100"/>
+              <w:bottom w:type="dxa" w:w="60"/>
+              <w:right w:type="dxa" w:w="100"/>
+            </w:tcMar>
+            <w:vAlign w:val="center"/>
+          </w:tcPr>
+          <w:p>
+            <w:pPr>
+              <w:spacing w:after="0" w:line="252"/>
+            </w:pPr>
+            <w:r>
+              <w:rPr>
+                <w:b w:val="false"/>
+                <w:bCs w:val="false"/>
+                <w:sz w:val="17"/>
+                <w:szCs w:val="17"/>
+              </w:rPr>
+              <w:t xml:space="preserve">모드 A</w:t>
+            </w:r>
+          </w:p>
+        </w:tc>
+        <w:tc>
+          <w:tcPr>
+            <w:tcW w:type="dxa" w:w="3413"/>
+            <w:tcBorders>
+              <w:top w:val="single" w:color="BFBFBF" w:sz="4"/>
+              <w:left w:val="single" w:color="BFBFBF" w:sz="4"/>
+              <w:bottom w:val="single" w:color="BFBFBF" w:sz="4"/>
+              <w:right w:val="single" w:color="BFBFBF" w:sz="4"/>
+            </w:tcBorders>
+            <w:shd w:fill="F4F8FC" w:val="clear"/>
+            <w:tcMar>
+              <w:top w:type="dxa" w:w="60"/>
+              <w:left w:type="dxa" w:w="100"/>
+              <w:bottom w:type="dxa" w:w="60"/>
+              <w:right w:type="dxa" w:w="100"/>
+            </w:tcMar>
+            <w:vAlign w:val="center"/>
+          </w:tcPr>
+          <w:p>
+            <w:pPr>
+              <w:spacing w:after="0" w:line="252"/>
+            </w:pPr>
+            <w:r>
+              <w:rPr>
+                <w:b w:val="false"/>
+                <w:bCs w:val="false"/>
+                <w:sz w:val="17"/>
+                <w:szCs w:val="17"/>
+              </w:rPr>
+              <w:t xml:space="preserve">모드 A + 모드 B</w:t>
+            </w:r>
+          </w:p>
+        </w:tc>
+      </w:tr>
+      <w:tr>
+        <w:tc>
+          <w:tcPr>
+            <w:tcW w:type="dxa" w:w="2200"/>
+            <w:tcBorders>
+              <w:top w:val="single" w:color="BFBFBF" w:sz="4"/>
+              <w:left w:val="single" w:color="BFBFBF" w:sz="4"/>
+              <w:bottom w:val="single" w:color="BFBFBF" w:sz="4"/>
+              <w:right w:val="single" w:color="BFBFBF" w:sz="4"/>
+            </w:tcBorders>
+            <w:tcMar>
+              <w:top w:type="dxa" w:w="60"/>
+              <w:left w:type="dxa" w:w="100"/>
+              <w:bottom w:type="dxa" w:w="60"/>
+              <w:right w:type="dxa" w:w="100"/>
+            </w:tcMar>
+            <w:vAlign w:val="center"/>
+          </w:tcPr>
+          <w:p>
+            <w:pPr>
+              <w:spacing w:after="0" w:line="252"/>
+            </w:pPr>
+            <w:r>
+              <w:rPr>
+                <w:b/>
+                <w:bCs/>
+                <w:sz w:val="17"/>
+                <w:szCs w:val="17"/>
+              </w:rPr>
+              <w:t xml:space="preserve">하드웨어</w:t>
+            </w:r>
+          </w:p>
+        </w:tc>
+        <w:tc>
+          <w:tcPr>
+            <w:tcW w:type="dxa" w:w="3413"/>
+            <w:tcBorders>
+              <w:top w:val="single" w:color="BFBFBF" w:sz="4"/>
+              <w:left w:val="single" w:color="BFBFBF" w:sz="4"/>
+              <w:bottom w:val="single" w:color="BFBFBF" w:sz="4"/>
+              <w:right w:val="single" w:color="BFBFBF" w:sz="4"/>
+            </w:tcBorders>
+            <w:tcMar>
+              <w:top w:type="dxa" w:w="60"/>
+              <w:left w:type="dxa" w:w="100"/>
+              <w:bottom w:type="dxa" w:w="60"/>
+              <w:right w:type="dxa" w:w="100"/>
+            </w:tcMar>
+            <w:vAlign w:val="center"/>
+          </w:tcPr>
+          <w:p>
+            <w:pPr>
+              <w:spacing w:after="0" w:line="252"/>
+            </w:pPr>
+            <w:r>
+              <w:rPr>
+                <w:b w:val="false"/>
+                <w:bCs w:val="false"/>
+                <w:sz w:val="17"/>
+                <w:szCs w:val="17"/>
+              </w:rPr>
+              <w:t xml:space="preserve">기존 CPU 서버(GPU 0)</w:t>
+            </w:r>
+          </w:p>
+        </w:tc>
+        <w:tc>
+          <w:tcPr>
+            <w:tcW w:type="dxa" w:w="3413"/>
+            <w:tcBorders>
+              <w:top w:val="single" w:color="BFBFBF" w:sz="4"/>
+              <w:left w:val="single" w:color="BFBFBF" w:sz="4"/>
+              <w:bottom w:val="single" w:color="BFBFBF" w:sz="4"/>
+              <w:right w:val="single" w:color="BFBFBF" w:sz="4"/>
+            </w:tcBorders>
+            <w:tcMar>
+              <w:top w:type="dxa" w:w="60"/>
+              <w:left w:type="dxa" w:w="100"/>
+              <w:bottom w:type="dxa" w:w="60"/>
+              <w:right w:type="dxa" w:w="100"/>
+            </w:tcMar>
+            <w:vAlign w:val="center"/>
+          </w:tcPr>
+          <w:p>
+            <w:pPr>
+              <w:spacing w:after="0" w:line="252"/>
+            </w:pPr>
+            <w:r>
+              <w:rPr>
+                <w:b w:val="false"/>
+                <w:bCs w:val="false"/>
+                <w:sz w:val="17"/>
+                <w:szCs w:val="17"/>
+              </w:rPr>
+              <w:t xml:space="preserve">GPU 추가 (§11)</w:t>
+            </w:r>
+          </w:p>
+        </w:tc>
+      </w:tr>
+      <w:tr>
+        <w:tc>
+          <w:tcPr>
+            <w:tcW w:type="dxa" w:w="2200"/>
+            <w:tcBorders>
+              <w:top w:val="single" w:color="BFBFBF" w:sz="4"/>
+              <w:left w:val="single" w:color="BFBFBF" w:sz="4"/>
+              <w:bottom w:val="single" w:color="BFBFBF" w:sz="4"/>
+              <w:right w:val="single" w:color="BFBFBF" w:sz="4"/>
+            </w:tcBorders>
+            <w:shd w:fill="F4F8FC" w:val="clear"/>
+            <w:tcMar>
+              <w:top w:type="dxa" w:w="60"/>
+              <w:left w:type="dxa" w:w="100"/>
+              <w:bottom w:type="dxa" w:w="60"/>
+              <w:right w:type="dxa" w:w="100"/>
+            </w:tcMar>
+            <w:vAlign w:val="center"/>
+          </w:tcPr>
+          <w:p>
+            <w:pPr>
+              <w:spacing w:after="0" w:line="252"/>
+            </w:pPr>
+            <w:r>
+              <w:rPr>
+                <w:b/>
+                <w:bCs/>
+                <w:sz w:val="17"/>
+                <w:szCs w:val="17"/>
+              </w:rPr>
+              <w:t xml:space="preserve">환각</w:t>
+            </w:r>
+          </w:p>
+        </w:tc>
+        <w:tc>
+          <w:tcPr>
+            <w:tcW w:type="dxa" w:w="3413"/>
+            <w:tcBorders>
+              <w:top w:val="single" w:color="BFBFBF" w:sz="4"/>
+              <w:left w:val="single" w:color="BFBFBF" w:sz="4"/>
+              <w:bottom w:val="single" w:color="BFBFBF" w:sz="4"/>
+              <w:right w:val="single" w:color="BFBFBF" w:sz="4"/>
+            </w:tcBorders>
+            <w:shd w:fill="F4F8FC" w:val="clear"/>
+            <w:tcMar>
+              <w:top w:type="dxa" w:w="60"/>
+              <w:left w:type="dxa" w:w="100"/>
+              <w:bottom w:type="dxa" w:w="60"/>
+              <w:right w:type="dxa" w:w="100"/>
+            </w:tcMar>
+            <w:vAlign w:val="center"/>
+          </w:tcPr>
+          <w:p>
+            <w:pPr>
+              <w:spacing w:after="0" w:line="252"/>
+            </w:pPr>
+            <w:r>
+              <w:rPr>
+                <w:b w:val="false"/>
+                <w:bCs w:val="false"/>
+                <w:sz w:val="17"/>
+                <w:szCs w:val="17"/>
+              </w:rPr>
+              <w:t xml:space="preserve">없음(생성 안 함)</w:t>
+            </w:r>
+          </w:p>
+        </w:tc>
+        <w:tc>
+          <w:tcPr>
+            <w:tcW w:type="dxa" w:w="3413"/>
+            <w:tcBorders>
+              <w:top w:val="single" w:color="BFBFBF" w:sz="4"/>
+              <w:left w:val="single" w:color="BFBFBF" w:sz="4"/>
+              <w:bottom w:val="single" w:color="BFBFBF" w:sz="4"/>
+              <w:right w:val="single" w:color="BFBFBF" w:sz="4"/>
+            </w:tcBorders>
+            <w:shd w:fill="F4F8FC" w:val="clear"/>
+            <w:tcMar>
+              <w:top w:type="dxa" w:w="60"/>
+              <w:left w:type="dxa" w:w="100"/>
+              <w:bottom w:type="dxa" w:w="60"/>
+              <w:right w:type="dxa" w:w="100"/>
+            </w:tcMar>
+            <w:vAlign w:val="center"/>
+          </w:tcPr>
+          <w:p>
+            <w:pPr>
+              <w:spacing w:after="0" w:line="252"/>
+            </w:pPr>
+            <w:r>
+              <w:rPr>
+                <w:b w:val="false"/>
+                <w:bCs w:val="false"/>
+                <w:sz w:val="17"/>
+                <w:szCs w:val="17"/>
+              </w:rPr>
+              <w:t xml:space="preserve">인용·근거 부족 시 보류로 관리</w:t>
+            </w:r>
+          </w:p>
+        </w:tc>
+      </w:tr>
+      <w:tr>
+        <w:tc>
+          <w:tcPr>
+            <w:tcW w:type="dxa" w:w="2200"/>
+            <w:tcBorders>
+              <w:top w:val="single" w:color="BFBFBF" w:sz="4"/>
+              <w:left w:val="single" w:color="BFBFBF" w:sz="4"/>
+              <w:bottom w:val="single" w:color="BFBFBF" w:sz="4"/>
+              <w:right w:val="single" w:color="BFBFBF" w:sz="4"/>
+            </w:tcBorders>
+            <w:tcMar>
+              <w:top w:type="dxa" w:w="60"/>
+              <w:left w:type="dxa" w:w="100"/>
+              <w:bottom w:type="dxa" w:w="60"/>
+              <w:right w:type="dxa" w:w="100"/>
+            </w:tcMar>
+            <w:vAlign w:val="center"/>
+          </w:tcPr>
+          <w:p>
+            <w:pPr>
+              <w:spacing w:after="0" w:line="252"/>
+            </w:pPr>
+            <w:r>
+              <w:rPr>
+                <w:b/>
+                <w:bCs/>
+                <w:sz w:val="17"/>
+                <w:szCs w:val="17"/>
+              </w:rPr>
+              <w:t xml:space="preserve">동시성</w:t>
+            </w:r>
+          </w:p>
+        </w:tc>
+        <w:tc>
+          <w:tcPr>
+            <w:tcW w:type="dxa" w:w="3413"/>
+            <w:tcBorders>
+              <w:top w:val="single" w:color="BFBFBF" w:sz="4"/>
+              <w:left w:val="single" w:color="BFBFBF" w:sz="4"/>
+              <w:bottom w:val="single" w:color="BFBFBF" w:sz="4"/>
+              <w:right w:val="single" w:color="BFBFBF" w:sz="4"/>
+            </w:tcBorders>
+            <w:tcMar>
+              <w:top w:type="dxa" w:w="60"/>
+              <w:left w:type="dxa" w:w="100"/>
+              <w:bottom w:type="dxa" w:w="60"/>
+              <w:right w:type="dxa" w:w="100"/>
+            </w:tcMar>
+            <w:vAlign w:val="center"/>
+          </w:tcPr>
+          <w:p>
+            <w:pPr>
+              <w:spacing w:after="0" w:line="252"/>
+            </w:pPr>
+            <w:r>
+              <w:rPr>
+                <w:b w:val="false"/>
+                <w:bCs w:val="false"/>
+                <w:sz w:val="17"/>
+                <w:szCs w:val="17"/>
+              </w:rPr>
+              <w:t xml:space="preserve">검색은 CPU 로 확장 용이</w:t>
+            </w:r>
+          </w:p>
+        </w:tc>
+        <w:tc>
+          <w:tcPr>
+            <w:tcW w:type="dxa" w:w="3413"/>
+            <w:tcBorders>
+              <w:top w:val="single" w:color="BFBFBF" w:sz="4"/>
+              <w:left w:val="single" w:color="BFBFBF" w:sz="4"/>
+              <w:bottom w:val="single" w:color="BFBFBF" w:sz="4"/>
+              <w:right w:val="single" w:color="BFBFBF" w:sz="4"/>
+            </w:tcBorders>
+            <w:tcMar>
+              <w:top w:type="dxa" w:w="60"/>
+              <w:left w:type="dxa" w:w="100"/>
+              <w:bottom w:type="dxa" w:w="60"/>
+              <w:right w:type="dxa" w:w="100"/>
+            </w:tcMar>
+            <w:vAlign w:val="center"/>
+          </w:tcPr>
+          <w:p>
+            <w:pPr>
+              <w:spacing w:after="0" w:line="252"/>
+            </w:pPr>
+            <w:r>
+              <w:rPr>
+                <w:b w:val="false"/>
+                <w:bCs w:val="false"/>
+                <w:sz w:val="17"/>
+                <w:szCs w:val="17"/>
+              </w:rPr>
+              <w:t xml:space="preserve">LLM 은 vLLM 배치로 확보</w:t>
+            </w:r>
+          </w:p>
+        </w:tc>
+      </w:tr>
+      <w:tr>
+        <w:tc>
+          <w:tcPr>
+            <w:tcW w:type="dxa" w:w="2200"/>
+            <w:tcBorders>
+              <w:top w:val="single" w:color="BFBFBF" w:sz="4"/>
+              <w:left w:val="single" w:color="BFBFBF" w:sz="4"/>
+              <w:bottom w:val="single" w:color="BFBFBF" w:sz="4"/>
+              <w:right w:val="single" w:color="BFBFBF" w:sz="4"/>
+            </w:tcBorders>
+            <w:shd w:fill="F4F8FC" w:val="clear"/>
+            <w:tcMar>
+              <w:top w:type="dxa" w:w="60"/>
+              <w:left w:type="dxa" w:w="100"/>
+              <w:bottom w:type="dxa" w:w="60"/>
+              <w:right w:type="dxa" w:w="100"/>
+            </w:tcMar>
+            <w:vAlign w:val="center"/>
+          </w:tcPr>
+          <w:p>
+            <w:pPr>
+              <w:spacing w:after="0" w:line="252"/>
+            </w:pPr>
+            <w:r>
+              <w:rPr>
+                <w:b/>
+                <w:bCs/>
+                <w:sz w:val="17"/>
+                <w:szCs w:val="17"/>
+              </w:rPr>
+              <w:t xml:space="preserve">적합 상황</w:t>
+            </w:r>
+          </w:p>
+        </w:tc>
+        <w:tc>
+          <w:tcPr>
+            <w:tcW w:type="dxa" w:w="3413"/>
+            <w:tcBorders>
+              <w:top w:val="single" w:color="BFBFBF" w:sz="4"/>
+              <w:left w:val="single" w:color="BFBFBF" w:sz="4"/>
+              <w:bottom w:val="single" w:color="BFBFBF" w:sz="4"/>
+              <w:right w:val="single" w:color="BFBFBF" w:sz="4"/>
+            </w:tcBorders>
+            <w:shd w:fill="F4F8FC" w:val="clear"/>
+            <w:tcMar>
+              <w:top w:type="dxa" w:w="60"/>
+              <w:left w:type="dxa" w:w="100"/>
+              <w:bottom w:type="dxa" w:w="60"/>
+              <w:right w:type="dxa" w:w="100"/>
+            </w:tcMar>
+            <w:vAlign w:val="center"/>
+          </w:tcPr>
+          <w:p>
+            <w:pPr>
+              <w:spacing w:after="0" w:line="252"/>
+            </w:pPr>
+            <w:r>
+              <w:rPr>
+                <w:b w:val="false"/>
+                <w:bCs w:val="false"/>
+                <w:sz w:val="17"/>
+                <w:szCs w:val="17"/>
+              </w:rPr>
+              <w:t xml:space="preserve">빠른 도입·예산 최소·가치 검증</w:t>
+            </w:r>
+          </w:p>
+        </w:tc>
+        <w:tc>
+          <w:tcPr>
+            <w:tcW w:type="dxa" w:w="3413"/>
+            <w:tcBorders>
+              <w:top w:val="single" w:color="BFBFBF" w:sz="4"/>
+              <w:left w:val="single" w:color="BFBFBF" w:sz="4"/>
+              <w:bottom w:val="single" w:color="BFBFBF" w:sz="4"/>
+              <w:right w:val="single" w:color="BFBFBF" w:sz="4"/>
+            </w:tcBorders>
+            <w:shd w:fill="F4F8FC" w:val="clear"/>
+            <w:tcMar>
+              <w:top w:type="dxa" w:w="60"/>
+              <w:left w:type="dxa" w:w="100"/>
+              <w:bottom w:type="dxa" w:w="60"/>
+              <w:right w:type="dxa" w:w="100"/>
+            </w:tcMar>
+            <w:vAlign w:val="center"/>
+          </w:tcPr>
+          <w:p>
+            <w:pPr>
+              <w:spacing w:after="0" w:line="252"/>
+            </w:pPr>
+            <w:r>
+              <w:rPr>
+                <w:b w:val="false"/>
+                <w:bCs w:val="false"/>
+                <w:sz w:val="17"/>
+                <w:szCs w:val="17"/>
+              </w:rPr>
+              <w:t xml:space="preserve">요약/정리 수요·시각자료 검색</w:t>
+            </w:r>
+          </w:p>
+        </w:tc>
+      </w:tr>
+    </w:tbl>
+    <w:p>
+      <w:pPr>
+        <w:pStyle w:val="Heading2"/>
+      </w:pPr>
+      <w:r>
+        <w:t xml:space="preserve">10.3 권고 (단계적 도입 · 예산 de-risking)</w:t>
       </w:r>
     </w:p>
     <w:p>
@@ -6483,13 +8053,24 @@
         <w:spacing w:after="60" w:line="270"/>
       </w:pPr>
       <w:r>
-        <w:t xml:space="preserve">검색(모드 A) 응답: p95 ≤ </w:t>
-      </w:r>
-      <w:r>
-        <w:rPr>
-          <w:rFonts w:ascii="Consolas" w:cs="Consolas" w:eastAsia="Consolas" w:hAnsi="Consolas"/>
-        </w:rPr>
-        <w:t xml:space="preserve">[TBD: 1~2초]</w:t>
+        <w:rPr>
+          <w:b/>
+          <w:bCs/>
+        </w:rPr>
+        <w:t xml:space="preserve">1차는 검색형(무GPU)</w:t>
+      </w:r>
+      <w:r>
+        <w:t xml:space="preserve"> 으로 출시해, 흩어진 문서를 한 번에 찾는 핵심 가치를 </w:t>
+      </w:r>
+      <w:r>
+        <w:rPr>
+          <w:b/>
+          <w:bCs/>
+        </w:rPr>
+        <w:t xml:space="preserve">GPU 0원</w:t>
+      </w:r>
+      <w:r>
+        <w:t xml:space="preserve">으로 먼저 입증합니다.</w:t>
       </w:r>
     </w:p>
     <w:p>
@@ -6502,22 +8083,17 @@
         <w:spacing w:after="60" w:line="270"/>
       </w:pPr>
       <w:r>
-        <w:t xml:space="preserve">RAG 답변(모드 B) 첫 토큰: p95 ≤ </w:t>
-      </w:r>
-      <w:r>
-        <w:rPr>
-          <w:rFonts w:ascii="Consolas" w:cs="Consolas" w:eastAsia="Consolas" w:hAnsi="Consolas"/>
-        </w:rPr>
-        <w:t xml:space="preserve">[TBD: 2~4초]</w:t>
-      </w:r>
-      <w:r>
-        <w:t xml:space="preserve">, 스트리밍 완료 ≤ </w:t>
-      </w:r>
-      <w:r>
-        <w:rPr>
-          <w:rFonts w:ascii="Consolas" w:cs="Consolas" w:eastAsia="Consolas" w:hAnsi="Consolas"/>
-        </w:rPr>
-        <w:t xml:space="preserve">[TBD: 10초]</w:t>
+        <w:t xml:space="preserve">효과가 확인되면 </w:t>
+      </w:r>
+      <w:r>
+        <w:rPr>
+          <w:b/>
+          <w:bCs/>
+        </w:rPr>
+        <w:t xml:space="preserve">생성형(GPU)</w:t>
+      </w:r>
+      <w:r>
+        <w:t xml:space="preserve"> 으로 확장합니다(요약 답변·멀티모달 캡션).</w:t>
       </w:r>
     </w:p>
     <w:p>
@@ -6530,6 +8106,158 @@
         <w:spacing w:after="60" w:line="270"/>
       </w:pPr>
       <w:r>
+        <w:t xml:space="preserve">무GPU 의 유일한 약점인 </w:t>
+      </w:r>
+      <w:r>
+        <w:rPr>
+          <w:b/>
+          <w:bCs/>
+        </w:rPr>
+        <w:t xml:space="preserve">초기 대량 인덱싱 속도</w:t>
+      </w:r>
+      <w:r>
+        <w:t xml:space="preserve">는 ① 야간 배치 ② 경량 임베딩 모델 ③ 초기 1회만 GPU 단기 사용 후 증분은 CPU — 의 방법으로 완화합니다.</w:t>
+      </w:r>
+    </w:p>
+    <w:p>
+      <w:pPr>
+        <w:pBdr>
+          <w:left w:val="single" w:color="1F4E79" w:sz="18" w:space="8"/>
+        </w:pBdr>
+        <w:shd w:fill="EAF1F8" w:val="clear"/>
+        <w:spacing w:after="160" w:before="80" w:line="276"/>
+        <w:ind w:left="200" w:right="140"/>
+      </w:pPr>
+      <w:r>
+        <w:t xml:space="preserve">이 구분은 §12 로드맵(P1~P2 검색형 → P3 부터 생성형)과 §11 하드웨어 산정에 그대로 반영됩니다. 다만 </w:t>
+      </w:r>
+      <w:r>
+        <w:rPr>
+          <w:b/>
+          <w:bCs/>
+        </w:rPr>
+        <w:t xml:space="preserve">모드 B(생성)는 CPU 로는 다중 사용자 실사용이 어려워 사실상 GPU 가 필요</w:t>
+      </w:r>
+      <w:r>
+        <w:t xml:space="preserve">하다는 점은 분명히 해 둡니다.</w:t>
+      </w:r>
+    </w:p>
+    <w:p>
+      <w:pPr>
+        <w:pStyle w:val="Heading1"/>
+      </w:pPr>
+      <w:r>
+        <w:t xml:space="preserve">11. 성능 · 하드웨어 스펙 (규모별 시나리오)</w:t>
+      </w:r>
+    </w:p>
+    <w:p>
+      <w:pPr>
+        <w:pBdr>
+          <w:left w:val="single" w:color="1F4E79" w:sz="18" w:space="8"/>
+        </w:pBdr>
+        <w:shd w:fill="EAF1F8" w:val="clear"/>
+        <w:spacing w:after="160" w:before="80" w:line="276"/>
+        <w:ind w:left="200" w:right="140"/>
+      </w:pPr>
+      <w:r>
+        <w:t xml:space="preserve">정확한 스펙은 </w:t>
+      </w:r>
+      <w:r>
+        <w:rPr>
+          <w:b/>
+          <w:bCs/>
+        </w:rPr>
+        <w:t xml:space="preserve">사용자 수 · 데이터량 · 동시성 · 응답 SLA · 모델 크기</w:t>
+      </w:r>
+      <w:r>
+        <w:t xml:space="preserve">에 따라 달라집니다. 아래는 </w:t>
+      </w:r>
+      <w:r>
+        <w:rPr>
+          <w:b/>
+          <w:bCs/>
+        </w:rPr>
+        <w:t xml:space="preserve">가정에 기반한 초안</w:t>
+      </w:r>
+      <w:r>
+        <w:t xml:space="preserve">이며, </w:t>
+      </w:r>
+      <w:r>
+        <w:rPr>
+          <w:b/>
+          <w:bCs/>
+        </w:rPr>
+        <w:t xml:space="preserve">PoC 로 실측한 뒤 확정</w:t>
+      </w:r>
+      <w:r>
+        <w:t xml:space="preserve">하기를 권장합니다.</w:t>
+      </w:r>
+    </w:p>
+    <w:p>
+      <w:pPr>
+        <w:pStyle w:val="Heading2"/>
+      </w:pPr>
+      <w:r>
+        <w:t xml:space="preserve">11.1 성능 목표 (제안 SLA — 결정 필요)</w:t>
+      </w:r>
+    </w:p>
+    <w:p>
+      <w:pPr>
+        <w:pStyle w:val="ListParagraph"/>
+        <w:numPr>
+          <w:ilvl w:val="0"/>
+          <w:numId w:val="2"/>
+        </w:numPr>
+        <w:spacing w:after="60" w:line="270"/>
+      </w:pPr>
+      <w:r>
+        <w:t xml:space="preserve">검색(모드 A) 응답: p95 ≤ </w:t>
+      </w:r>
+      <w:r>
+        <w:rPr>
+          <w:rFonts w:ascii="Consolas" w:cs="Consolas" w:eastAsia="Consolas" w:hAnsi="Consolas"/>
+        </w:rPr>
+        <w:t xml:space="preserve">[TBD: 1~2초]</w:t>
+      </w:r>
+    </w:p>
+    <w:p>
+      <w:pPr>
+        <w:pStyle w:val="ListParagraph"/>
+        <w:numPr>
+          <w:ilvl w:val="0"/>
+          <w:numId w:val="2"/>
+        </w:numPr>
+        <w:spacing w:after="60" w:line="270"/>
+      </w:pPr>
+      <w:r>
+        <w:t xml:space="preserve">RAG 답변(모드 B) 첫 토큰: p95 ≤ </w:t>
+      </w:r>
+      <w:r>
+        <w:rPr>
+          <w:rFonts w:ascii="Consolas" w:cs="Consolas" w:eastAsia="Consolas" w:hAnsi="Consolas"/>
+        </w:rPr>
+        <w:t xml:space="preserve">[TBD: 2~4초]</w:t>
+      </w:r>
+      <w:r>
+        <w:t xml:space="preserve">, 스트리밍 완료 ≤ </w:t>
+      </w:r>
+      <w:r>
+        <w:rPr>
+          <w:rFonts w:ascii="Consolas" w:cs="Consolas" w:eastAsia="Consolas" w:hAnsi="Consolas"/>
+        </w:rPr>
+        <w:t xml:space="preserve">[TBD: 10초]</w:t>
+      </w:r>
+    </w:p>
+    <w:p>
+      <w:pPr>
+        <w:pStyle w:val="ListParagraph"/>
+        <w:numPr>
+          <w:ilvl w:val="0"/>
+          <w:numId w:val="2"/>
+        </w:numPr>
+        <w:spacing w:after="60" w:line="270"/>
+      </w:pPr>
+      <w:r>
         <w:t xml:space="preserve">동시 사용자(피크): </w:t>
       </w:r>
       <w:r>
@@ -6547,7 +8275,7 @@
         <w:pStyle w:val="Heading2"/>
       </w:pPr>
       <w:r>
-        <w:t xml:space="preserve">10.2 규모별 하드웨어 (초안 — vLLM + 양자화(AWQ/GPTQ) 가정)</w:t>
+        <w:t xml:space="preserve">11.2 규모별 하드웨어 (초안 — vLLM + 양자화(AWQ/GPTQ) 가정)</w:t>
       </w:r>
     </w:p>
     <w:tbl>
@@ -6768,7 +8496,7 @@
                 <w:sz w:val="15"/>
                 <w:szCs w:val="15"/>
               </w:rPr>
-              <w:t xml:space="preserve">PoC/소규모</w:t>
+              <w:t xml:space="preserve">검색형(무GPU)</w:t>
             </w:r>
           </w:p>
         </w:tc>
@@ -6800,7 +8528,7 @@
                 <w:sz w:val="15"/>
                 <w:szCs w:val="15"/>
               </w:rPr>
-              <w:t xml:space="preserve">~50 / 5~10</w:t>
+              <w:t xml:space="preserve">~수백 / 동시 수십</w:t>
             </w:r>
           </w:p>
         </w:tc>
@@ -6832,7 +8560,7 @@
                 <w:sz w:val="15"/>
                 <w:szCs w:val="15"/>
               </w:rPr>
-              <w:t xml:space="preserve">GPU 1× 24GB(RTX 4090 / L4 / A5000), 7~8B Q4 + 임베딩</w:t>
+              <w:t xml:space="preserve">GPU 불필요 — 질의 임베딩·검색 모두 CPU (§10)</w:t>
             </w:r>
           </w:p>
         </w:tc>
@@ -6864,7 +8592,7 @@
                 <w:sz w:val="15"/>
                 <w:szCs w:val="15"/>
               </w:rPr>
-              <w:t xml:space="preserve">16 vCPU / 64GB RAM(단일 서버 동거 가능)</w:t>
+              <w:t xml:space="preserve">16~32 vCPU / 64~128GB(검색·DB)</w:t>
             </w:r>
           </w:p>
         </w:tc>
@@ -6896,7 +8624,7 @@
                 <w:sz w:val="15"/>
                 <w:szCs w:val="15"/>
               </w:rPr>
-              <w:t xml:space="preserve">NVMe 1~2TB</w:t>
+              <w:t xml:space="preserve">NVMe 2~4TB</w:t>
             </w:r>
           </w:p>
         </w:tc>
@@ -6931,7 +8659,7 @@
                 <w:sz w:val="15"/>
                 <w:szCs w:val="15"/>
               </w:rPr>
-              <w:t xml:space="preserve">중규모</w:t>
+              <w:t xml:space="preserve">PoC/소규모</w:t>
             </w:r>
           </w:p>
         </w:tc>
@@ -6964,7 +8692,7 @@
                 <w:sz w:val="15"/>
                 <w:szCs w:val="15"/>
               </w:rPr>
-              <w:t xml:space="preserve">~500 / 30~50</w:t>
+              <w:t xml:space="preserve">~50 / 5~10</w:t>
             </w:r>
           </w:p>
         </w:tc>
@@ -6997,7 +8725,7 @@
                 <w:sz w:val="15"/>
                 <w:szCs w:val="15"/>
               </w:rPr>
-              <w:t xml:space="preserve">GPU 1~2× 40~48GB(A100 40GB / L40S 48GB), 14B + 임베딩/리랭커 분리</w:t>
+              <w:t xml:space="preserve">GPU 1× 24GB(RTX 4090 / L4 / A5000), 7~8B Q4 + 임베딩</w:t>
             </w:r>
           </w:p>
         </w:tc>
@@ -7030,7 +8758,7 @@
                 <w:sz w:val="15"/>
                 <w:szCs w:val="15"/>
               </w:rPr>
-              <w:t xml:space="preserve">32 vCPU / 128~256GB, 검색·DB 별도 노드</w:t>
+              <w:t xml:space="preserve">16 vCPU / 64GB RAM(단일 서버 동거 가능)</w:t>
             </w:r>
           </w:p>
         </w:tc>
@@ -7063,7 +8791,7 @@
                 <w:sz w:val="15"/>
                 <w:szCs w:val="15"/>
               </w:rPr>
-              <w:t xml:space="preserve">NVMe 4TB+</w:t>
+              <w:t xml:space="preserve">NVMe 1~2TB</w:t>
             </w:r>
           </w:p>
         </w:tc>
@@ -7097,7 +8825,7 @@
                 <w:sz w:val="15"/>
                 <w:szCs w:val="15"/>
               </w:rPr>
-              <w:t xml:space="preserve">대규모</w:t>
+              <w:t xml:space="preserve">중규모</w:t>
             </w:r>
           </w:p>
         </w:tc>
@@ -7129,7 +8857,7 @@
                 <w:sz w:val="15"/>
                 <w:szCs w:val="15"/>
               </w:rPr>
-              <w:t xml:space="preserve">~5,000 / 100+</w:t>
+              <w:t xml:space="preserve">~500 / 30~50</w:t>
             </w:r>
           </w:p>
         </w:tc>
@@ -7161,7 +8889,7 @@
                 <w:sz w:val="15"/>
                 <w:szCs w:val="15"/>
               </w:rPr>
-              <w:t xml:space="preserve">GPU 다수(A100/H100), LLM·임베딩 풀 분리 + 오토스케일</w:t>
+              <w:t xml:space="preserve">GPU 1~2× 40~48GB(A100 40GB / L40S 48GB), 14B + 임베딩/리랭커 분리</w:t>
             </w:r>
           </w:p>
         </w:tc>
@@ -7193,6 +8921,172 @@
                 <w:sz w:val="15"/>
                 <w:szCs w:val="15"/>
               </w:rPr>
+              <w:t xml:space="preserve">32 vCPU / 128~256GB, 검색·DB 별도 노드</w:t>
+            </w:r>
+          </w:p>
+        </w:tc>
+        <w:tc>
+          <w:tcPr>
+            <w:tcW w:type="dxa" w:w="1426"/>
+            <w:tcBorders>
+              <w:top w:val="single" w:color="BFBFBF" w:sz="4"/>
+              <w:left w:val="single" w:color="BFBFBF" w:sz="4"/>
+              <w:bottom w:val="single" w:color="BFBFBF" w:sz="4"/>
+              <w:right w:val="single" w:color="BFBFBF" w:sz="4"/>
+            </w:tcBorders>
+            <w:tcMar>
+              <w:top w:type="dxa" w:w="60"/>
+              <w:left w:type="dxa" w:w="100"/>
+              <w:bottom w:type="dxa" w:w="60"/>
+              <w:right w:type="dxa" w:w="100"/>
+            </w:tcMar>
+            <w:vAlign w:val="center"/>
+          </w:tcPr>
+          <w:p>
+            <w:pPr>
+              <w:spacing w:after="0" w:line="252"/>
+            </w:pPr>
+            <w:r>
+              <w:rPr>
+                <w:b w:val="false"/>
+                <w:bCs w:val="false"/>
+                <w:sz w:val="15"/>
+                <w:szCs w:val="15"/>
+              </w:rPr>
+              <w:t xml:space="preserve">NVMe 4TB+</w:t>
+            </w:r>
+          </w:p>
+        </w:tc>
+      </w:tr>
+      <w:tr>
+        <w:tc>
+          <w:tcPr>
+            <w:tcW w:type="dxa" w:w="1100"/>
+            <w:tcBorders>
+              <w:top w:val="single" w:color="BFBFBF" w:sz="4"/>
+              <w:left w:val="single" w:color="BFBFBF" w:sz="4"/>
+              <w:bottom w:val="single" w:color="BFBFBF" w:sz="4"/>
+              <w:right w:val="single" w:color="BFBFBF" w:sz="4"/>
+            </w:tcBorders>
+            <w:shd w:fill="F4F8FC" w:val="clear"/>
+            <w:tcMar>
+              <w:top w:type="dxa" w:w="60"/>
+              <w:left w:type="dxa" w:w="100"/>
+              <w:bottom w:type="dxa" w:w="60"/>
+              <w:right w:type="dxa" w:w="100"/>
+            </w:tcMar>
+            <w:vAlign w:val="center"/>
+          </w:tcPr>
+          <w:p>
+            <w:pPr>
+              <w:spacing w:after="0" w:line="252"/>
+            </w:pPr>
+            <w:r>
+              <w:rPr>
+                <w:b/>
+                <w:bCs/>
+                <w:sz w:val="15"/>
+                <w:szCs w:val="15"/>
+              </w:rPr>
+              <w:t xml:space="preserve">대규모</w:t>
+            </w:r>
+          </w:p>
+        </w:tc>
+        <w:tc>
+          <w:tcPr>
+            <w:tcW w:type="dxa" w:w="1500"/>
+            <w:tcBorders>
+              <w:top w:val="single" w:color="BFBFBF" w:sz="4"/>
+              <w:left w:val="single" w:color="BFBFBF" w:sz="4"/>
+              <w:bottom w:val="single" w:color="BFBFBF" w:sz="4"/>
+              <w:right w:val="single" w:color="BFBFBF" w:sz="4"/>
+            </w:tcBorders>
+            <w:shd w:fill="F4F8FC" w:val="clear"/>
+            <w:tcMar>
+              <w:top w:type="dxa" w:w="60"/>
+              <w:left w:type="dxa" w:w="100"/>
+              <w:bottom w:type="dxa" w:w="60"/>
+              <w:right w:type="dxa" w:w="100"/>
+            </w:tcMar>
+            <w:vAlign w:val="center"/>
+          </w:tcPr>
+          <w:p>
+            <w:pPr>
+              <w:spacing w:after="0" w:line="252"/>
+            </w:pPr>
+            <w:r>
+              <w:rPr>
+                <w:b w:val="false"/>
+                <w:bCs w:val="false"/>
+                <w:sz w:val="15"/>
+                <w:szCs w:val="15"/>
+              </w:rPr>
+              <w:t xml:space="preserve">~5,000 / 100+</w:t>
+            </w:r>
+          </w:p>
+        </w:tc>
+        <w:tc>
+          <w:tcPr>
+            <w:tcW w:type="dxa" w:w="2900"/>
+            <w:tcBorders>
+              <w:top w:val="single" w:color="BFBFBF" w:sz="4"/>
+              <w:left w:val="single" w:color="BFBFBF" w:sz="4"/>
+              <w:bottom w:val="single" w:color="BFBFBF" w:sz="4"/>
+              <w:right w:val="single" w:color="BFBFBF" w:sz="4"/>
+            </w:tcBorders>
+            <w:shd w:fill="F4F8FC" w:val="clear"/>
+            <w:tcMar>
+              <w:top w:type="dxa" w:w="60"/>
+              <w:left w:type="dxa" w:w="100"/>
+              <w:bottom w:type="dxa" w:w="60"/>
+              <w:right w:type="dxa" w:w="100"/>
+            </w:tcMar>
+            <w:vAlign w:val="center"/>
+          </w:tcPr>
+          <w:p>
+            <w:pPr>
+              <w:spacing w:after="0" w:line="252"/>
+            </w:pPr>
+            <w:r>
+              <w:rPr>
+                <w:b w:val="false"/>
+                <w:bCs w:val="false"/>
+                <w:sz w:val="15"/>
+                <w:szCs w:val="15"/>
+              </w:rPr>
+              <w:t xml:space="preserve">GPU 다수(A100/H100), LLM·임베딩 풀 분리 + 오토스케일</w:t>
+            </w:r>
+          </w:p>
+        </w:tc>
+        <w:tc>
+          <w:tcPr>
+            <w:tcW w:type="dxa" w:w="2100"/>
+            <w:tcBorders>
+              <w:top w:val="single" w:color="BFBFBF" w:sz="4"/>
+              <w:left w:val="single" w:color="BFBFBF" w:sz="4"/>
+              <w:bottom w:val="single" w:color="BFBFBF" w:sz="4"/>
+              <w:right w:val="single" w:color="BFBFBF" w:sz="4"/>
+            </w:tcBorders>
+            <w:shd w:fill="F4F8FC" w:val="clear"/>
+            <w:tcMar>
+              <w:top w:type="dxa" w:w="60"/>
+              <w:left w:type="dxa" w:w="100"/>
+              <w:bottom w:type="dxa" w:w="60"/>
+              <w:right w:type="dxa" w:w="100"/>
+            </w:tcMar>
+            <w:vAlign w:val="center"/>
+          </w:tcPr>
+          <w:p>
+            <w:pPr>
+              <w:spacing w:after="0" w:line="252"/>
+            </w:pPr>
+            <w:r>
+              <w:rPr>
+                <w:b w:val="false"/>
+                <w:bCs w:val="false"/>
+                <w:sz w:val="15"/>
+                <w:szCs w:val="15"/>
+              </w:rPr>
               <w:t xml:space="preserve">API/검색/DB 분리 + K8s + 복제</w:t>
             </w:r>
           </w:p>
@@ -7206,6 +9100,7 @@
               <w:bottom w:val="single" w:color="BFBFBF" w:sz="4"/>
               <w:right w:val="single" w:color="BFBFBF" w:sz="4"/>
             </w:tcBorders>
+            <w:shd w:fill="F4F8FC" w:val="clear"/>
             <w:tcMar>
               <w:top w:type="dxa" w:w="60"/>
               <w:left w:type="dxa" w:w="100"/>
@@ -7387,7 +9282,7 @@
         <w:pStyle w:val="Heading1"/>
       </w:pPr>
       <w:r>
-        <w:t xml:space="preserve">11. 단계별 로드맵 (마일스톤 초안)</w:t>
+        <w:t xml:space="preserve">12. 단계별 로드맵 (마일스톤 초안)</w:t>
       </w:r>
     </w:p>
     <w:p>
@@ -7590,7 +9485,7 @@
                 <w:sz w:val="17"/>
                 <w:szCs w:val="17"/>
               </w:rPr>
-              <w:t xml:space="preserve">Linux 서버, GPU 드라이버/CUDA, LLM·임베딩·벡터DB·DB 기동, SSO 연동 PoC</w:t>
+              <w:t xml:space="preserve">Linux 서버, (검색형은 CPU만) LLM·임베딩·벡터DB·DB 기동, SSO 연동 PoC</w:t>
             </w:r>
           </w:p>
         </w:tc>
@@ -7622,7 +9517,7 @@
                 <w:sz w:val="17"/>
                 <w:szCs w:val="17"/>
               </w:rPr>
-              <w:t xml:space="preserve">한국어 LLM 응답 + 임베딩 + 검색 1건 end-to-end</w:t>
+              <w:t xml:space="preserve">한국어 검색 1건 end-to-end (모드 A)</w:t>
             </w:r>
           </w:p>
         </w:tc>
@@ -7690,7 +9585,16 @@
                 <w:sz w:val="17"/>
                 <w:szCs w:val="17"/>
               </w:rPr>
-              <w:t xml:space="preserve">가장 쉬운 소스 1종(예: 게시물) 커넥터 + 인덱싱 + 하이브리드 검색 + 권한 pre-filter</w:t>
+              <w:t xml:space="preserve">가장 쉬운 소스 1종(예: 게시물) 커넥터 + 인덱싱 + 하이브리드 검색 + 권한 pre-filter — </w:t>
+            </w:r>
+            <w:r>
+              <w:rPr>
+                <w:b/>
+                <w:bCs/>
+                <w:sz w:val="17"/>
+                <w:szCs w:val="17"/>
+              </w:rPr>
+              <w:t xml:space="preserve">검색형(무GPU)</w:t>
             </w:r>
           </w:p>
         </w:tc>
@@ -7789,7 +9693,16 @@
                 <w:sz w:val="17"/>
                 <w:szCs w:val="17"/>
               </w:rPr>
-              <w:t xml:space="preserve">메일 + 결재문서 커넥터, 첨부 파싱/OCR(hwp 포함), 증분 동기화</w:t>
+              <w:t xml:space="preserve">메일 + 결재문서 커넥터, 첨부 파싱/OCR(hwp 포함), 증분 동기화 — 여전히 </w:t>
+            </w:r>
+            <w:r>
+              <w:rPr>
+                <w:b/>
+                <w:bCs/>
+                <w:sz w:val="17"/>
+                <w:szCs w:val="17"/>
+              </w:rPr>
+              <w:t xml:space="preserve">무GPU 가능</w:t>
             </w:r>
           </w:p>
         </w:tc>
@@ -7889,7 +9802,16 @@
                 <w:sz w:val="17"/>
                 <w:szCs w:val="17"/>
               </w:rPr>
-              <w:t xml:space="preserve">리랭커 + 모드 B(요약+인용), 환각/권한 누출 가드</w:t>
+              <w:t xml:space="preserve">리랭커 + 모드 B(요약+인용), 환각/권한 누출 가드 — </w:t>
+            </w:r>
+            <w:r>
+              <w:rPr>
+                <w:b/>
+                <w:bCs/>
+                <w:sz w:val="17"/>
+                <w:szCs w:val="17"/>
+              </w:rPr>
+              <w:t xml:space="preserve">GPU 도입 지점</w:t>
             </w:r>
           </w:p>
         </w:tc>
@@ -8097,7 +10019,7 @@
                 <w:sz w:val="17"/>
                 <w:szCs w:val="17"/>
               </w:rPr>
-              <w:t xml:space="preserve">, 추가 소스, K8s 오토스케일, 개인화/추천</w:t>
+              <w:t xml:space="preserve">, 멀티모달 캡션, 추가 소스, K8s 오토스케일</w:t>
             </w:r>
           </w:p>
         </w:tc>
@@ -8154,7 +10076,34 @@
         <w:ind w:left="200" w:right="140"/>
       </w:pPr>
       <w:r>
-        <w:t xml:space="preserve">접근 채널은 </w:t>
+        <w:rPr>
+          <w:b/>
+          <w:bCs/>
+        </w:rPr>
+        <w:t xml:space="preserve">GPU 관점</w:t>
+      </w:r>
+      <w:r>
+        <w:t xml:space="preserve">: P1~P2 검색형은 </w:t>
+      </w:r>
+      <w:r>
+        <w:rPr>
+          <w:b/>
+          <w:bCs/>
+        </w:rPr>
+        <w:t xml:space="preserve">무GPU</w:t>
+      </w:r>
+      <w:r>
+        <w:t xml:space="preserve">(기존 CPU 서버)로 진행할 수 있고, GPU 는 </w:t>
+      </w:r>
+      <w:r>
+        <w:rPr>
+          <w:b/>
+          <w:bCs/>
+        </w:rPr>
+        <w:t xml:space="preserve">P3 생성형부터</w:t>
+      </w:r>
+      <w:r>
+        <w:t xml:space="preserve"> 필요합니다(§10). 접근 채널도 </w:t>
       </w:r>
       <w:r>
         <w:rPr>
@@ -8164,17 +10113,17 @@
         <w:t xml:space="preserve">P1 웹 앱(단독 접속)</w:t>
       </w:r>
       <w:r>
-        <w:t xml:space="preserve"> 으로 시작하고, 핵심 검색이 안정된 뒤 </w:t>
-      </w:r>
-      <w:r>
-        <w:rPr>
-          <w:b/>
-          <w:bCs/>
-        </w:rPr>
-        <w:t xml:space="preserve">P5 에서 브라우저 사이드패널</w:t>
-      </w:r>
-      <w:r>
-        <w:t xml:space="preserve">로 확장합니다(웹 앱과 병행). 사이드패널은 별도 백엔드 없이 동일 API 를 호출하는 가벼운 확장이라, 검색 품질이 검증된 뒤 얹는 편이 안전합니다.</w:t>
+        <w:t xml:space="preserve"> 으로 시작해, 검색이 안정된 뒤 </w:t>
+      </w:r>
+      <w:r>
+        <w:rPr>
+          <w:b/>
+          <w:bCs/>
+        </w:rPr>
+        <w:t xml:space="preserve">P5 에서 사이드패널</w:t>
+      </w:r>
+      <w:r>
+        <w:t xml:space="preserve">로 확장합니다 — 사이드패널은 별도 백엔드 없이 동일 API 를 호출하는 가벼운 확장입니다.</w:t>
       </w:r>
     </w:p>
     <w:p>
@@ -8182,7 +10131,7 @@
         <w:pStyle w:val="Heading1"/>
       </w:pPr>
       <w:r>
-        <w:t xml:space="preserve">12. 리스크 &amp; 대응</w:t>
+        <w:t xml:space="preserve">13. 리스크 &amp; 대응</w:t>
       </w:r>
     </w:p>
     <w:tbl>
@@ -9117,7 +11066,7 @@
         <w:pStyle w:val="Heading1"/>
       </w:pPr>
       <w:r>
-        <w:t xml:space="preserve">13. 결정 필요 사항 (검토 회의 입력)</w:t>
+        <w:t xml:space="preserve">14. 결정 필요 사항 (검토 회의 입력)</w:t>
       </w:r>
     </w:p>
     <w:p>

--- a/docs/enterprise-rag-plan.docx
+++ b/docs/enterprise-rag-plan.docx
@@ -152,25 +152,201 @@
         <w:t xml:space="preserve">목차</w:t>
       </w:r>
     </w:p>
-    <w:sdt>
-      <w:sdtPr>
-        <w:alias w:val="목차"/>
-      </w:sdtPr>
-      <w:sdtContent>
-        <w:p>
-          <w:r>
-            <w:fldChar w:fldCharType="begin" w:dirty="true"/>
-            <w:instrText xml:space="preserve">TOC \h \o "1-2"</w:instrText>
-            <w:fldChar w:fldCharType="separate"/>
-          </w:r>
-        </w:p>
-        <w:p>
-          <w:r>
-            <w:fldChar w:fldCharType="end"/>
-          </w:r>
-        </w:p>
-      </w:sdtContent>
-    </w:sdt>
+    <w:p>
+      <w:pPr>
+        <w:spacing w:after="70" w:line="276"/>
+        <w:ind w:left="220"/>
+      </w:pPr>
+      <w:r>
+        <w:rPr>
+          <w:sz w:val="22"/>
+          <w:szCs w:val="22"/>
+        </w:rPr>
+        <w:t xml:space="preserve">요약</w:t>
+      </w:r>
+    </w:p>
+    <w:p>
+      <w:pPr>
+        <w:spacing w:after="70" w:line="276"/>
+        <w:ind w:left="220"/>
+      </w:pPr>
+      <w:r>
+        <w:rPr>
+          <w:sz w:val="22"/>
+          <w:szCs w:val="22"/>
+        </w:rPr>
+        <w:t xml:space="preserve">1. 배경 &amp; 문제</w:t>
+      </w:r>
+    </w:p>
+    <w:p>
+      <w:pPr>
+        <w:spacing w:after="70" w:line="276"/>
+        <w:ind w:left="220"/>
+      </w:pPr>
+      <w:r>
+        <w:rPr>
+          <w:sz w:val="22"/>
+          <w:szCs w:val="22"/>
+        </w:rPr>
+        <w:t xml:space="preserve">2. 목표 &amp; 범위</w:t>
+      </w:r>
+    </w:p>
+    <w:p>
+      <w:pPr>
+        <w:spacing w:after="70" w:line="276"/>
+        <w:ind w:left="220"/>
+      </w:pPr>
+      <w:r>
+        <w:rPr>
+          <w:sz w:val="22"/>
+          <w:szCs w:val="22"/>
+        </w:rPr>
+        <w:t xml:space="preserve">3. 사용자 시나리오 (예시)</w:t>
+      </w:r>
+    </w:p>
+    <w:p>
+      <w:pPr>
+        <w:spacing w:after="70" w:line="276"/>
+        <w:ind w:left="220"/>
+      </w:pPr>
+      <w:r>
+        <w:rPr>
+          <w:sz w:val="22"/>
+          <w:szCs w:val="22"/>
+        </w:rPr>
+        <w:t xml:space="preserve">4. 핵심 설계 원칙</w:t>
+      </w:r>
+    </w:p>
+    <w:p>
+      <w:pPr>
+        <w:spacing w:after="70" w:line="276"/>
+        <w:ind w:left="220"/>
+      </w:pPr>
+      <w:r>
+        <w:rPr>
+          <w:sz w:val="22"/>
+          <w:szCs w:val="22"/>
+        </w:rPr>
+        <w:t xml:space="preserve">5. 차별화 포인트 (특장점)</w:t>
+      </w:r>
+    </w:p>
+    <w:p>
+      <w:pPr>
+        <w:spacing w:after="70" w:line="276"/>
+        <w:ind w:left="220"/>
+      </w:pPr>
+      <w:r>
+        <w:rPr>
+          <w:sz w:val="22"/>
+          <w:szCs w:val="22"/>
+        </w:rPr>
+        <w:t xml:space="preserve">6. 아키텍처 (빅 픽처)</w:t>
+      </w:r>
+    </w:p>
+    <w:p>
+      <w:pPr>
+        <w:spacing w:after="70" w:line="276"/>
+        <w:ind w:left="220"/>
+      </w:pPr>
+      <w:r>
+        <w:rPr>
+          <w:sz w:val="22"/>
+          <w:szCs w:val="22"/>
+        </w:rPr>
+        <w:t xml:space="preserve">7. 데이터 파이프라인 (소스 → 검색 가능 인덱스)</w:t>
+      </w:r>
+    </w:p>
+    <w:p>
+      <w:pPr>
+        <w:spacing w:after="70" w:line="276"/>
+        <w:ind w:left="220"/>
+      </w:pPr>
+      <w:r>
+        <w:rPr>
+          <w:sz w:val="22"/>
+          <w:szCs w:val="22"/>
+        </w:rPr>
+        <w:t xml:space="preserve">8. 기술 스택 선택 (Linux · 멀티유저)</w:t>
+      </w:r>
+    </w:p>
+    <w:p>
+      <w:pPr>
+        <w:spacing w:after="70" w:line="276"/>
+        <w:ind w:left="220"/>
+      </w:pPr>
+      <w:r>
+        <w:rPr>
+          <w:sz w:val="22"/>
+          <w:szCs w:val="22"/>
+        </w:rPr>
+        <w:t xml:space="preserve">9. 멀티유저 · 권한 · 보안</w:t>
+      </w:r>
+    </w:p>
+    <w:p>
+      <w:pPr>
+        <w:spacing w:after="70" w:line="276"/>
+        <w:ind w:left="220"/>
+      </w:pPr>
+      <w:r>
+        <w:rPr>
+          <w:sz w:val="22"/>
+          <w:szCs w:val="22"/>
+        </w:rPr>
+        <w:t xml:space="preserve">10. 구성 옵션 — 무GPU(검색형) vs GPU(생성형)</w:t>
+      </w:r>
+    </w:p>
+    <w:p>
+      <w:pPr>
+        <w:spacing w:after="70" w:line="276"/>
+        <w:ind w:left="220"/>
+      </w:pPr>
+      <w:r>
+        <w:rPr>
+          <w:sz w:val="22"/>
+          <w:szCs w:val="22"/>
+        </w:rPr>
+        <w:t xml:space="preserve">11. 성능 · 하드웨어 스펙</w:t>
+      </w:r>
+    </w:p>
+    <w:p>
+      <w:pPr>
+        <w:spacing w:after="70" w:line="276"/>
+        <w:ind w:left="220"/>
+      </w:pPr>
+      <w:r>
+        <w:rPr>
+          <w:sz w:val="22"/>
+          <w:szCs w:val="22"/>
+        </w:rPr>
+        <w:t xml:space="preserve">12. 단계별 로드맵</w:t>
+      </w:r>
+    </w:p>
+    <w:p>
+      <w:pPr>
+        <w:spacing w:after="70" w:line="276"/>
+        <w:ind w:left="220"/>
+      </w:pPr>
+      <w:r>
+        <w:rPr>
+          <w:sz w:val="22"/>
+          <w:szCs w:val="22"/>
+        </w:rPr>
+        <w:t xml:space="preserve">13. 리스크 &amp; 대응</w:t>
+      </w:r>
+    </w:p>
+    <w:p>
+      <w:pPr>
+        <w:spacing w:after="70" w:line="276"/>
+        <w:ind w:left="220"/>
+      </w:pPr>
+      <w:r>
+        <w:rPr>
+          <w:sz w:val="22"/>
+          <w:szCs w:val="22"/>
+        </w:rPr>
+        <w:t xml:space="preserve">14. 결정 필요 사항</w:t>
+      </w:r>
+    </w:p>
     <w:p>
       <w:r>
         <w:br w:type="page"/>
@@ -11446,8 +11622,13 @@
 <w:hdr xmlns:wpc="http://schemas.microsoft.com/office/word/2010/wordprocessingCanvas" xmlns:mc="http://schemas.openxmlformats.org/markup-compatibility/2006" xmlns:o="urn:schemas-microsoft-com:office:office" xmlns:r="http://schemas.openxmlformats.org/officeDocument/2006/relationships" xmlns:m="http://schemas.openxmlformats.org/officeDocument/2006/math" xmlns:v="urn:schemas-microsoft-com:vml" xmlns:wp14="http://schemas.microsoft.com/office/word/2010/wordprocessingDrawing" xmlns:wp="http://schemas.openxmlformats.org/drawingml/2006/wordprocessingDrawing" xmlns:w10="urn:schemas-microsoft-com:office:word" xmlns:w="http://schemas.openxmlformats.org/wordprocessingml/2006/main" xmlns:w14="http://schemas.microsoft.com/office/word/2010/wordml" xmlns:w15="http://schemas.microsoft.com/office/word/2012/wordml" xmlns:wpg="http://schemas.microsoft.com/office/word/2010/wordprocessingGroup" xmlns:wpi="http://schemas.microsoft.com/office/word/2010/wordprocessingInk" xmlns:wne="http://schemas.microsoft.com/office/word/2006/wordml" xmlns:wps="http://schemas.microsoft.com/office/word/2010/wordprocessingShape" xmlns:cx="http://schemas.microsoft.com/office/drawing/2014/chartex" xmlns:cx1="http://schemas.microsoft.com/office/drawing/2015/9/8/chartex" xmlns:cx2="http://schemas.microsoft.com/office/drawing/2015/10/21/chartex" xmlns:cx3="http://schemas.microsoft.com/office/drawing/2016/5/9/chartex" xmlns:cx4="http://schemas.microsoft.com/office/drawing/2016/5/10/chartex" xmlns:cx5="http://schemas.microsoft.com/office/drawing/2016/5/11/chartex" xmlns:cx6="http://schemas.microsoft.com/office/drawing/2016/5/12/chartex" xmlns:cx7="http://schemas.microsoft.com/office/drawing/2016/5/13/chartex" xmlns:cx8="http://schemas.microsoft.com/office/drawing/2016/5/14/chartex" xmlns:w16cid="http://schemas.microsoft.com/office/word/2016/wordml/cid" xmlns:w16se="http://schemas.microsoft.com/office/word/2015/wordml/symex">
   <w:p>
     <w:pPr>
+      <w:pBdr>
+        <w:bottom w:val="single" w:color="D8DDE6" w:sz="4" w:space="6"/>
+      </w:pBdr>
+      <w:tabs>
+        <w:tab w:val="right" w:pos="9026"/>
+      </w:tabs>
       <w:spacing w:after="0"/>
-      <w:jc w:val="right"/>
     </w:pPr>
     <w:r>
       <w:rPr>
@@ -11455,7 +11636,50 @@
         <w:sz w:val="16"/>
         <w:szCs w:val="16"/>
       </w:rPr>
-      <w:t xml:space="preserve">핸디소프트 · 서비스개발팀  |  사내 업무 통합 검색(RAG) 개발 기획서</w:t>
+      <w:t xml:space="preserve">사내 업무 통합 검색(RAG) 개발 기획서 · 서비스개발팀</w:t>
+    </w:r>
+    <w:r>
+      <w:t xml:space="preserve">	</w:t>
+    </w:r>
+    <w:r>
+      <w:drawing>
+        <wp:inline distT="0" distB="0" distL="0" distR="0">
+          <wp:extent cx="876300" cy="200025"/>
+          <wp:effectExtent t="0" r="0" b="0" l="0"/>
+          <wp:docPr id="1" name="headerLogo" descr="핸디소프트 로고" title="HANDYSOFT"/>
+          <wp:cNvGraphicFramePr>
+            <a:graphicFrameLocks xmlns:a="http://schemas.openxmlformats.org/drawingml/2006/main" noChangeAspect="1"/>
+          </wp:cNvGraphicFramePr>
+          <a:graphic xmlns:a="http://schemas.openxmlformats.org/drawingml/2006/main">
+            <a:graphicData uri="http://schemas.openxmlformats.org/drawingml/2006/picture">
+              <pic:pic xmlns:pic="http://schemas.openxmlformats.org/drawingml/2006/picture">
+                <pic:nvPicPr>
+                  <pic:cNvPr id="0" name="" descr=""/>
+                  <pic:cNvPicPr>
+                    <a:picLocks noChangeAspect="1" noChangeArrowheads="1"/>
+                  </pic:cNvPicPr>
+                </pic:nvPicPr>
+                <pic:blipFill>
+                  <a:blip r:embed="rId0" cstate="none"/>
+                  <a:srcRect/>
+                  <a:stretch>
+                    <a:fillRect/>
+                  </a:stretch>
+                </pic:blipFill>
+                <pic:spPr bwMode="auto">
+                  <a:xfrm>
+                    <a:off x="0" y="0"/>
+                    <a:ext cx="876300" cy="200025"/>
+                  </a:xfrm>
+                  <a:prstGeom prst="rect">
+                    <a:avLst/>
+                  </a:prstGeom>
+                </pic:spPr>
+              </pic:pic>
+            </a:graphicData>
+          </a:graphic>
+        </wp:inline>
+      </w:drawing>
     </w:r>
   </w:p>
 </w:hdr>
